--- a/manual.docx
+++ b/manual.docx
@@ -7,6 +7,9 @@
         <w:pStyle w:val="Title"/>
       </w:pPr>
       <w:r>
+        <w:rPr>
+          <w:b w:val="0"/>
+        </w:rPr>
         <w:t>小单 · 个人接单报价管家</w:t>
       </w:r>
     </w:p>
@@ -15,21 +18,33 @@
         <w:pStyle w:val="Heading1"/>
       </w:pPr>
       <w:r>
+        <w:rPr>
+          <w:b w:val="0"/>
+        </w:rPr>
         <w:t>使用说明书</w:t>
       </w:r>
     </w:p>
     <w:p>
       <w:r>
+        <w:rPr>
+          <w:b w:val="0"/>
+        </w:rPr>
         <w:t>适用版本：当前已发布的第一版（含网页、iPad 主屏幕和电脑离线使用方式）</w:t>
       </w:r>
     </w:p>
     <w:p>
       <w:r>
+        <w:rPr>
+          <w:b w:val="0"/>
+        </w:rPr>
         <w:t>文档日期：2026 年 10 月 7 日</w:t>
       </w:r>
     </w:p>
     <w:p>
       <w:r>
+        <w:rPr>
+          <w:b w:val="0"/>
+        </w:rPr>
         <w:t>适用人群：在闲鱼、微信、小红书等平台接私人订单的设计、定制、手工、维修、打印、摄影等小卖家。</w:t>
       </w:r>
     </w:p>
@@ -38,11 +53,24 @@
         <w:rPr>
           <w:b/>
         </w:rPr>
-        <w:t>软件使用网址：https://lear19910209-collab.github.io/codex/</w:t>
-      </w:r>
-    </w:p>
-    <w:p>
-      <w:r>
+        <w:t>软件使用网址：</w:t>
+      </w:r>
+      <w:hyperlink r:id="rId11">
+        <w:r>
+          <w:rPr>
+            <w:color w:val="23644F"/>
+            <w:u w:val="single"/>
+            <w:b/>
+          </w:rPr>
+          <w:t>https://lear19910209-collab.github.io/codex/</w:t>
+        </w:r>
+      </w:hyperlink>
+    </w:p>
+    <w:p>
+      <w:r>
+        <w:rPr>
+          <w:b w:val="0"/>
+        </w:rPr>
         <w:t>这份说明书可直接随软件交付给买家。文中的客户、金额和订单均为演示示例，不代表真实交易。</w:t>
       </w:r>
     </w:p>
@@ -51,6 +79,9 @@
         <w:pStyle w:val="Heading1"/>
       </w:pPr>
       <w:r>
+        <w:rPr>
+          <w:b w:val="0"/>
+        </w:rPr>
         <w:t>目录</w:t>
       </w:r>
     </w:p>
@@ -63,6 +94,9 @@
         </w:numPr>
       </w:pPr>
       <w:r>
+        <w:rPr>
+          <w:b w:val="0"/>
+        </w:rPr>
         <w:t>软件能做什么</w:t>
       </w:r>
     </w:p>
@@ -75,6 +109,9 @@
         </w:numPr>
       </w:pPr>
       <w:r>
+        <w:rPr>
+          <w:b w:val="0"/>
+        </w:rPr>
         <w:t>第一次使用：五分钟上手</w:t>
       </w:r>
     </w:p>
@@ -87,6 +124,9 @@
         </w:numPr>
       </w:pPr>
       <w:r>
+        <w:rPr>
+          <w:b w:val="0"/>
+        </w:rPr>
         <w:t>iPad 怎么打开、添加到主屏幕</w:t>
       </w:r>
     </w:p>
@@ -99,6 +139,9 @@
         </w:numPr>
       </w:pPr>
       <w:r>
+        <w:rPr>
+          <w:b w:val="0"/>
+        </w:rPr>
         <w:t>电脑、手机怎么使用</w:t>
       </w:r>
     </w:p>
@@ -111,6 +154,9 @@
         </w:numPr>
       </w:pPr>
       <w:r>
+        <w:rPr>
+          <w:b w:val="0"/>
+        </w:rPr>
         <w:t>认识首页和五项统计</w:t>
       </w:r>
     </w:p>
@@ -123,6 +169,9 @@
         </w:numPr>
       </w:pPr>
       <w:r>
+        <w:rPr>
+          <w:b w:val="0"/>
+        </w:rPr>
         <w:t>建立商品 / 服务价格库</w:t>
       </w:r>
     </w:p>
@@ -135,6 +184,9 @@
         </w:numPr>
       </w:pPr>
       <w:r>
+        <w:rPr>
+          <w:b w:val="0"/>
+        </w:rPr>
         <w:t>新建订单：每个填写项的含义</w:t>
       </w:r>
     </w:p>
@@ -147,6 +199,9 @@
         </w:numPr>
       </w:pPr>
       <w:r>
+        <w:rPr>
+          <w:b w:val="0"/>
+        </w:rPr>
         <w:t>自动计算规则与完整示例</w:t>
       </w:r>
     </w:p>
@@ -159,6 +214,9 @@
         </w:numPr>
       </w:pPr>
       <w:r>
+        <w:rPr>
+          <w:b w:val="0"/>
+        </w:rPr>
         <w:t>订单状态与收款管理</w:t>
       </w:r>
     </w:p>
@@ -171,6 +229,9 @@
         </w:numPr>
       </w:pPr>
       <w:r>
+        <w:rPr>
+          <w:b w:val="0"/>
+        </w:rPr>
         <w:t>查找、修改、删除订单</w:t>
       </w:r>
     </w:p>
@@ -183,6 +244,9 @@
         </w:numPr>
       </w:pPr>
       <w:r>
+        <w:rPr>
+          <w:b w:val="0"/>
+        </w:rPr>
         <w:t>老客户再次下单与历史报价</w:t>
       </w:r>
     </w:p>
@@ -195,6 +259,9 @@
         </w:numPr>
       </w:pPr>
       <w:r>
+        <w:rPr>
+          <w:b w:val="0"/>
+        </w:rPr>
         <w:t>生成、保存、发送报价单</w:t>
       </w:r>
     </w:p>
@@ -207,6 +274,9 @@
         </w:numPr>
       </w:pPr>
       <w:r>
+        <w:rPr>
+          <w:b w:val="0"/>
+        </w:rPr>
         <w:t>导出订单 CSV，用 Excel 查看</w:t>
       </w:r>
     </w:p>
@@ -219,6 +289,9 @@
         </w:numPr>
       </w:pPr>
       <w:r>
+        <w:rPr>
+          <w:b w:val="0"/>
+        </w:rPr>
         <w:t>备份全部数据与恢复</w:t>
       </w:r>
     </w:p>
@@ -231,6 +304,9 @@
         </w:numPr>
       </w:pPr>
       <w:r>
+        <w:rPr>
+          <w:b w:val="0"/>
+        </w:rPr>
         <w:t>换设备、换浏览器、换使用入口</w:t>
       </w:r>
     </w:p>
@@ -243,6 +319,9 @@
         </w:numPr>
       </w:pPr>
       <w:r>
+        <w:rPr>
+          <w:b w:val="0"/>
+        </w:rPr>
         <w:t>日常接单操作清单</w:t>
       </w:r>
     </w:p>
@@ -255,6 +334,9 @@
         </w:numPr>
       </w:pPr>
       <w:r>
+        <w:rPr>
+          <w:b w:val="0"/>
+        </w:rPr>
         <w:t>常见问题与处理方法</w:t>
       </w:r>
     </w:p>
@@ -267,6 +349,9 @@
         </w:numPr>
       </w:pPr>
       <w:r>
+        <w:rPr>
+          <w:b w:val="0"/>
+        </w:rPr>
         <w:t>使用范围与当前版本限制</w:t>
       </w:r>
     </w:p>
@@ -279,6 +364,9 @@
         </w:numPr>
       </w:pPr>
       <w:r>
+        <w:rPr>
+          <w:b w:val="0"/>
+        </w:rPr>
         <w:t>软件交付说明与快捷操作表</w:t>
       </w:r>
     </w:p>
@@ -287,16 +375,25 @@
         <w:pStyle w:val="Heading1"/>
       </w:pPr>
       <w:r>
+        <w:rPr>
+          <w:b w:val="0"/>
+        </w:rPr>
         <w:t>1. 软件能做什么</w:t>
       </w:r>
     </w:p>
     <w:p>
       <w:r>
+        <w:rPr>
+          <w:b w:val="0"/>
+        </w:rPr>
         <w:t>小单用来记录客户订单，并自动计算商品金额、订单总价、定金、尾款、成本和利润。你可以维护常用价格、查老客户报价、生成给客户看的报价单，并导出账目和数据备份。</w:t>
       </w:r>
     </w:p>
     <w:p>
       <w:r>
+        <w:rPr>
+          <w:b w:val="0"/>
+        </w:rPr>
         <w:t>软件有五个主要页面：</w:t>
       </w:r>
     </w:p>
@@ -370,6 +467,7 @@
             </w:pPr>
             <w:r>
               <w:rPr>
+                <w:b w:val="0"/>
                 <w:sz w:val="18"/>
               </w:rPr>
               <w:t>工作台</w:t>
@@ -387,6 +485,7 @@
             </w:pPr>
             <w:r>
               <w:rPr>
+                <w:b w:val="0"/>
                 <w:sz w:val="18"/>
               </w:rPr>
               <w:t>查看当天订单、未收款项、已完成订单和利润</w:t>
@@ -409,6 +508,7 @@
             </w:pPr>
             <w:r>
               <w:rPr>
+                <w:b w:val="0"/>
                 <w:sz w:val="18"/>
               </w:rPr>
               <w:t>订单记录</w:t>
@@ -426,6 +526,7 @@
             </w:pPr>
             <w:r>
               <w:rPr>
+                <w:b w:val="0"/>
                 <w:sz w:val="18"/>
               </w:rPr>
               <w:t>搜索、筛选、查看、修改和删除订单</w:t>
@@ -448,6 +549,7 @@
             </w:pPr>
             <w:r>
               <w:rPr>
+                <w:b w:val="0"/>
                 <w:sz w:val="18"/>
               </w:rPr>
               <w:t>商品 / 服务价格库</w:t>
@@ -465,6 +567,7 @@
             </w:pPr>
             <w:r>
               <w:rPr>
+                <w:b w:val="0"/>
                 <w:sz w:val="18"/>
               </w:rPr>
               <w:t>保存常用项目的名称、默认售价、默认成本和内部备注</w:t>
@@ -487,6 +590,7 @@
             </w:pPr>
             <w:r>
               <w:rPr>
+                <w:b w:val="0"/>
                 <w:sz w:val="18"/>
               </w:rPr>
               <w:t>客户历史</w:t>
@@ -504,6 +608,7 @@
             </w:pPr>
             <w:r>
               <w:rPr>
+                <w:b w:val="0"/>
                 <w:sz w:val="18"/>
               </w:rPr>
               <w:t>按客户昵称查看过去订单和当时的价格</w:t>
@@ -526,6 +631,7 @@
             </w:pPr>
             <w:r>
               <w:rPr>
+                <w:b w:val="0"/>
                 <w:sz w:val="18"/>
               </w:rPr>
               <w:t>备份与导出</w:t>
@@ -543,6 +649,7 @@
             </w:pPr>
             <w:r>
               <w:rPr>
+                <w:b w:val="0"/>
                 <w:sz w:val="18"/>
               </w:rPr>
               <w:t>下载订单 CSV、导出全部数据、导入备份恢复</w:t>
@@ -558,6 +665,9 @@
     </w:p>
     <w:p>
       <w:r>
+        <w:rPr>
+          <w:b w:val="0"/>
+        </w:rPr>
         <w:t>不需要在软件里注册账号，也不需要登录 GitHub。买家使用的是上面的软件网页，不是 GitHub 的代码仓库页面。</w:t>
       </w:r>
     </w:p>
@@ -569,6 +679,9 @@
         <w:t>先了解数据保存方式：</w:t>
       </w:r>
       <w:r>
+        <w:rPr>
+          <w:b w:val="0"/>
+        </w:rPr>
         <w:t>订单保存在当前设备、当前浏览器的本地存储中，不会上传到卖家的数据库，也不会自动同步到另一台设备。关闭软件后可以继续使用，但请定期下载备份文件。</w:t>
       </w:r>
     </w:p>
@@ -577,11 +690,17 @@
         <w:pStyle w:val="Heading1"/>
       </w:pPr>
       <w:r>
+        <w:rPr>
+          <w:b w:val="0"/>
+        </w:rPr>
         <w:t>2. 第一次使用：五分钟上手</w:t>
       </w:r>
     </w:p>
     <w:p>
       <w:r>
+        <w:rPr>
+          <w:b w:val="0"/>
+        </w:rPr>
         <w:t>第一次建议按这个顺序操作：</w:t>
       </w:r>
     </w:p>
@@ -594,6 +713,9 @@
         </w:numPr>
       </w:pPr>
       <w:r>
+        <w:rPr>
+          <w:b w:val="0"/>
+        </w:rPr>
         <w:t>用浏览器打开软件网址。iPad 用户先按第 3 节添加到主屏幕。</w:t>
       </w:r>
     </w:p>
@@ -606,6 +728,9 @@
         </w:numPr>
       </w:pPr>
       <w:r>
+        <w:rPr>
+          <w:b w:val="0"/>
+        </w:rPr>
         <w:t>打开“商品 / 服务价格库”，点击“添加商品 / 服务”。</w:t>
       </w:r>
     </w:p>
@@ -618,24 +743,35 @@
         </w:numPr>
       </w:pPr>
       <w:r>
+        <w:rPr>
+          <w:b w:val="0"/>
+        </w:rPr>
         <w:t xml:space="preserve">新增“头像定制”：默认售价填 </w:t>
       </w:r>
       <w:r>
         <w:rPr>
+          <w:b w:val="0"/>
           <w:color w:val="34634B"/>
         </w:rPr>
         <w:t>99</w:t>
       </w:r>
       <w:r>
+        <w:rPr>
+          <w:b w:val="0"/>
+        </w:rPr>
         <w:t xml:space="preserve">，默认单位成本填 </w:t>
       </w:r>
       <w:r>
         <w:rPr>
+          <w:b w:val="0"/>
           <w:color w:val="34634B"/>
         </w:rPr>
         <w:t>20</w:t>
       </w:r>
       <w:r>
+        <w:rPr>
+          <w:b w:val="0"/>
+        </w:rPr>
         <w:t>，点击“保存项目”。</w:t>
       </w:r>
     </w:p>
@@ -648,6 +784,9 @@
         </w:numPr>
       </w:pPr>
       <w:r>
+        <w:rPr>
+          <w:b w:val="0"/>
+        </w:rPr>
         <w:t>点击“新建订单”，客户昵称填“练习客户”，从价格库选择“头像定制”。</w:t>
       </w:r>
     </w:p>
@@ -660,33 +799,48 @@
         </w:numPr>
       </w:pPr>
       <w:r>
+        <w:rPr>
+          <w:b w:val="0"/>
+        </w:rPr>
         <w:t xml:space="preserve">数量填 </w:t>
       </w:r>
       <w:r>
         <w:rPr>
+          <w:b w:val="0"/>
           <w:color w:val="34634B"/>
         </w:rPr>
         <w:t>1</w:t>
       </w:r>
       <w:r>
+        <w:rPr>
+          <w:b w:val="0"/>
+        </w:rPr>
         <w:t xml:space="preserve">，定金比例填 </w:t>
       </w:r>
       <w:r>
         <w:rPr>
+          <w:b w:val="0"/>
           <w:color w:val="34634B"/>
         </w:rPr>
         <w:t>30</w:t>
       </w:r>
       <w:r>
+        <w:rPr>
+          <w:b w:val="0"/>
+        </w:rPr>
         <w:t xml:space="preserve">，其他金额保持 </w:t>
       </w:r>
       <w:r>
         <w:rPr>
+          <w:b w:val="0"/>
           <w:color w:val="34634B"/>
         </w:rPr>
         <w:t>0</w:t>
       </w:r>
       <w:r>
+        <w:rPr>
+          <w:b w:val="0"/>
+        </w:rPr>
         <w:t>。此时总价为 99.00 元，定金为 29.70 元，尾款为 69.30 元，预计利润为 79.00 元。</w:t>
       </w:r>
     </w:p>
@@ -699,6 +853,9 @@
         </w:numPr>
       </w:pPr>
       <w:r>
+        <w:rPr>
+          <w:b w:val="0"/>
+        </w:rPr>
         <w:t>点击“保存订单”。看到“订单已保存”提示后，进入“订单记录”查看。</w:t>
       </w:r>
     </w:p>
@@ -711,6 +868,9 @@
         </w:numPr>
       </w:pPr>
       <w:r>
+        <w:rPr>
+          <w:b w:val="0"/>
+        </w:rPr>
         <w:t>打开“详情”，点击“生成报价单”，试着保存一张图片。</w:t>
       </w:r>
     </w:p>
@@ -723,11 +883,17 @@
         </w:numPr>
       </w:pPr>
       <w:r>
+        <w:rPr>
+          <w:b w:val="0"/>
+        </w:rPr>
         <w:t>打开“备份与导出”，点击“导出备份文件”，确认能在设备中找到下载文件。</w:t>
       </w:r>
     </w:p>
     <w:p>
       <w:r>
+        <w:rPr>
+          <w:b w:val="0"/>
+        </w:rPr>
         <w:t>练习完成后可以删除练习订单。正式开始接单时，填写真实客户昵称、价格和实际成本。</w:t>
       </w:r>
     </w:p>
@@ -739,6 +905,9 @@
         <w:t>注意：</w:t>
       </w:r>
       <w:r>
+        <w:rPr>
+          <w:b w:val="0"/>
+        </w:rPr>
         <w:t>表单下方显示了计算结果，不代表订单已经保存；请点击“保存订单”或“保存修改”。</w:t>
       </w:r>
     </w:p>
@@ -747,6 +916,9 @@
         <w:pStyle w:val="Heading1"/>
       </w:pPr>
       <w:r>
+        <w:rPr>
+          <w:b w:val="0"/>
+        </w:rPr>
         <w:t>3. iPad 怎么打开、添加到主屏幕</w:t>
       </w:r>
     </w:p>
@@ -755,6 +927,9 @@
         <w:pStyle w:val="Heading2"/>
       </w:pPr>
       <w:r>
+        <w:rPr>
+          <w:b w:val="0"/>
+        </w:rPr>
         <w:t>3.1 在 Safari 打开软件</w:t>
       </w:r>
     </w:p>
@@ -767,6 +942,9 @@
         </w:numPr>
       </w:pPr>
       <w:r>
+        <w:rPr>
+          <w:b w:val="0"/>
+        </w:rPr>
         <w:t>打开 iPad 的 Safari 浏览器。</w:t>
       </w:r>
     </w:p>
@@ -779,15 +957,24 @@
         </w:numPr>
       </w:pPr>
       <w:r>
+        <w:rPr>
+          <w:b w:val="0"/>
+        </w:rPr>
         <w:t>在地址栏输入或粘贴软件网址：</w:t>
       </w:r>
-      <w:r>
-        <w:rPr>
-          <w:color w:val="34634B"/>
-        </w:rPr>
-        <w:t>https://lear19910209-collab.github.io/codex/</w:t>
-      </w:r>
-      <w:r>
+      <w:hyperlink r:id="rId11">
+        <w:r>
+          <w:rPr>
+            <w:color w:val="23644F"/>
+            <w:u w:val="single"/>
+          </w:rPr>
+          <w:t>https://lear19910209-collab.github.io/codex/</w:t>
+        </w:r>
+      </w:hyperlink>
+      <w:r>
+        <w:rPr>
+          <w:b w:val="0"/>
+        </w:rPr>
         <w:t>。</w:t>
       </w:r>
     </w:p>
@@ -800,6 +987,9 @@
         </w:numPr>
       </w:pPr>
       <w:r>
+        <w:rPr>
+          <w:b w:val="0"/>
+        </w:rPr>
         <w:t>等待“小单”首页正常显示。首次打开需要联网。</w:t>
       </w:r>
     </w:p>
@@ -812,11 +1002,17 @@
         </w:numPr>
       </w:pPr>
       <w:r>
+        <w:rPr>
+          <w:b w:val="0"/>
+        </w:rPr>
         <w:t>确认页面有“工作台”“订单记录”“商品 / 服务价格库”等入口。</w:t>
       </w:r>
     </w:p>
     <w:p>
       <w:r>
+        <w:rPr>
+          <w:b w:val="0"/>
+        </w:rPr>
         <w:t>建议使用 Safari 的普通浏览模式。微信、聊天 App 内置网页窗口或文件预览器可能有不同的保存、下载限制。</w:t>
       </w:r>
     </w:p>
@@ -825,6 +1021,9 @@
         <w:pStyle w:val="Heading2"/>
       </w:pPr>
       <w:r>
+        <w:rPr>
+          <w:b w:val="0"/>
+        </w:rPr>
         <w:t>3.2 添加到主屏幕</w:t>
       </w:r>
     </w:p>
@@ -837,6 +1036,9 @@
         </w:numPr>
       </w:pPr>
       <w:r>
+        <w:rPr>
+          <w:b w:val="0"/>
+        </w:rPr>
         <w:t>在 Safari 点“分享”按钮，图标通常为方框加向上的箭头。</w:t>
       </w:r>
     </w:p>
@@ -849,6 +1051,9 @@
         </w:numPr>
       </w:pPr>
       <w:r>
+        <w:rPr>
+          <w:b w:val="0"/>
+        </w:rPr>
         <w:t>在菜单中找到“添加到主屏幕”。没有立即看到时，可向下滚动菜单。</w:t>
       </w:r>
     </w:p>
@@ -861,6 +1066,9 @@
         </w:numPr>
       </w:pPr>
       <w:r>
+        <w:rPr>
+          <w:b w:val="0"/>
+        </w:rPr>
         <w:t>名称保留“小单”，点击“添加”。</w:t>
       </w:r>
     </w:p>
@@ -873,6 +1081,9 @@
         </w:numPr>
       </w:pPr>
       <w:r>
+        <w:rPr>
+          <w:b w:val="0"/>
+        </w:rPr>
         <w:t>返回 iPad 主屏幕，找到“小单”图标。</w:t>
       </w:r>
     </w:p>
@@ -885,16 +1096,25 @@
         </w:numPr>
       </w:pPr>
       <w:r>
+        <w:rPr>
+          <w:b w:val="0"/>
+        </w:rPr>
         <w:t>从图标打开软件，再开始录入正式订单。</w:t>
       </w:r>
     </w:p>
     <w:p>
       <w:r>
+        <w:rPr>
+          <w:b w:val="0"/>
+        </w:rPr>
         <w:t>以后可以直接点击主屏幕图标进入，不需要每次查找网址，也不需要下载压缩包、解压或使用电脑部署。</w:t>
       </w:r>
     </w:p>
     <w:p>
       <w:r>
+        <w:rPr>
+          <w:b w:val="0"/>
+        </w:rPr>
         <w:t>如果找不到“添加到主屏幕”，请先确认正在 Safari 中打开完整的软件网页，而不是打开一个下载的 HTML 文件或代码页面。不同 iPadOS 版本的菜单位置可能略有不同。</w:t>
       </w:r>
     </w:p>
@@ -903,16 +1123,25 @@
         <w:pStyle w:val="Heading2"/>
       </w:pPr>
       <w:r>
+        <w:rPr>
+          <w:b w:val="0"/>
+        </w:rPr>
         <w:t>3.3 离线使用</w:t>
       </w:r>
     </w:p>
     <w:p>
       <w:r>
+        <w:rPr>
+          <w:b w:val="0"/>
+        </w:rPr>
         <w:t>软件首次联网打开后，会尝试保存运行所需的网页文件。等待页面加载完成，建议先关闭并重新打开一次，再测试断网使用。</w:t>
       </w:r>
     </w:p>
     <w:p>
       <w:r>
+        <w:rPr>
+          <w:b w:val="0"/>
+        </w:rPr>
         <w:t>缓存准备完成且没有被系统清理时，断网仍可记录订单、计算金额、查看已存数据和生成报价图片。首次访问、重新缓存或获取新版本需要网络。网页缓存与订单数据是两回事，缓存不是数据备份。</w:t>
       </w:r>
     </w:p>
@@ -921,11 +1150,17 @@
         <w:pStyle w:val="Heading2"/>
       </w:pPr>
       <w:r>
+        <w:rPr>
+          <w:b w:val="0"/>
+        </w:rPr>
         <w:t>3.4 固定一个使用入口</w:t>
       </w:r>
     </w:p>
     <w:p>
       <w:r>
+        <w:rPr>
+          <w:b w:val="0"/>
+        </w:rPr>
         <w:t>建议正式使用时固定从主屏幕“小单”图标打开。某些 iPadOS 版本中，Safari 标签页与主屏幕应用可能使用独立存储。如果切换入口后看不到旧订单，先回到原入口检查，导出备份后再到新入口恢复，详见第 15 节。</w:t>
       </w:r>
     </w:p>
@@ -934,6 +1169,9 @@
         <w:pStyle w:val="Heading1"/>
       </w:pPr>
       <w:r>
+        <w:rPr>
+          <w:b w:val="0"/>
+        </w:rPr>
         <w:t>4. 电脑、手机怎么使用</w:t>
       </w:r>
     </w:p>
@@ -942,6 +1180,9 @@
         <w:pStyle w:val="Heading2"/>
       </w:pPr>
       <w:r>
+        <w:rPr>
+          <w:b w:val="0"/>
+        </w:rPr>
         <w:t>4.1 电脑通过网址使用</w:t>
       </w:r>
     </w:p>
@@ -954,6 +1195,9 @@
         </w:numPr>
       </w:pPr>
       <w:r>
+        <w:rPr>
+          <w:b w:val="0"/>
+        </w:rPr>
         <w:t>使用最新版 Chrome 或 Edge 打开软件网址。</w:t>
       </w:r>
     </w:p>
@@ -966,6 +1210,9 @@
         </w:numPr>
       </w:pPr>
       <w:r>
+        <w:rPr>
+          <w:b w:val="0"/>
+        </w:rPr>
         <w:t>将网址收藏到书签，日后使用同一浏览器、同一用户配置打开。</w:t>
       </w:r>
     </w:p>
@@ -978,11 +1225,17 @@
         </w:numPr>
       </w:pPr>
       <w:r>
+        <w:rPr>
+          <w:b w:val="0"/>
+        </w:rPr>
         <w:t>不需要安装开发工具，不需要购买 API。</w:t>
       </w:r>
     </w:p>
     <w:p>
       <w:r>
+        <w:rPr>
+          <w:b w:val="0"/>
+        </w:rPr>
         <w:t>通过网址进入软件不需要登录 GitHub。不同设备的订单数据不会因为打开同一个网址就自动共享。</w:t>
       </w:r>
     </w:p>
@@ -991,20 +1244,30 @@
         <w:pStyle w:val="Heading2"/>
       </w:pPr>
       <w:r>
+        <w:rPr>
+          <w:b w:val="0"/>
+        </w:rPr>
         <w:t>4.2 电脑通过文件离线使用</w:t>
       </w:r>
     </w:p>
     <w:p>
       <w:r>
+        <w:rPr>
+          <w:b w:val="0"/>
+        </w:rPr>
         <w:t xml:space="preserve">如果交付方提供单独的 </w:t>
       </w:r>
       <w:r>
         <w:rPr>
+          <w:b w:val="0"/>
           <w:color w:val="34634B"/>
         </w:rPr>
         <w:t>index.html</w:t>
       </w:r>
       <w:r>
+        <w:rPr>
+          <w:b w:val="0"/>
+        </w:rPr>
         <w:t xml:space="preserve"> 文件：</w:t>
       </w:r>
     </w:p>
@@ -1017,6 +1280,9 @@
         </w:numPr>
       </w:pPr>
       <w:r>
+        <w:rPr>
+          <w:b w:val="0"/>
+        </w:rPr>
         <w:t>把文件保存到电脑上的固定文件夹。</w:t>
       </w:r>
     </w:p>
@@ -1029,6 +1295,9 @@
         </w:numPr>
       </w:pPr>
       <w:r>
+        <w:rPr>
+          <w:b w:val="0"/>
+        </w:rPr>
         <w:t>双击文件，或右键“打开方式”，选择 Chrome 或 Edge。</w:t>
       </w:r>
     </w:p>
@@ -1041,25 +1310,38 @@
         </w:numPr>
       </w:pPr>
       <w:r>
+        <w:rPr>
+          <w:b w:val="0"/>
+        </w:rPr>
         <w:t>正常录入订单，无需运行服务器，也无需联网。</w:t>
       </w:r>
     </w:p>
     <w:p>
       <w:r>
+        <w:rPr>
+          <w:b w:val="0"/>
+        </w:rPr>
         <w:t xml:space="preserve">如果收到的是压缩包，请先解压，再打开其中的 </w:t>
       </w:r>
       <w:r>
         <w:rPr>
+          <w:b w:val="0"/>
           <w:color w:val="34634B"/>
         </w:rPr>
         <w:t>index.html</w:t>
       </w:r>
       <w:r>
+        <w:rPr>
+          <w:b w:val="0"/>
+        </w:rPr>
         <w:t>；也可以请交付方直接发送单独的 HTML 文件。</w:t>
       </w:r>
     </w:p>
     <w:p>
       <w:r>
+        <w:rPr>
+          <w:b w:val="0"/>
+        </w:rPr>
         <w:t>本地文件版本与网页版本属于不同的使用入口，数据不会自动互通。移动文件、重命名文件、换浏览器前，请先备份。</w:t>
       </w:r>
     </w:p>
@@ -1068,16 +1350,25 @@
         <w:pStyle w:val="Heading2"/>
       </w:pPr>
       <w:r>
+        <w:rPr>
+          <w:b w:val="0"/>
+        </w:rPr>
         <w:t>4.3 手机使用</w:t>
       </w:r>
     </w:p>
     <w:p>
       <w:r>
+        <w:rPr>
+          <w:b w:val="0"/>
+        </w:rPr>
         <w:t>手机可用完整浏览器打开软件网址，界面会适应窄屏。订单表格较宽时，左右滑动表格可查看后面的金额和操作按钮。</w:t>
       </w:r>
     </w:p>
     <w:p>
       <w:r>
+        <w:rPr>
+          <w:b w:val="0"/>
+        </w:rPr>
         <w:t>手机、平板的本地文件预览器不一定支持完整运行和存储，因此移动设备优先使用网址入口。不同浏览器的下载、分享和打印步骤可能不同。</w:t>
       </w:r>
     </w:p>
@@ -1086,11 +1377,17 @@
         <w:pStyle w:val="Heading1"/>
       </w:pPr>
       <w:r>
+        <w:rPr>
+          <w:b w:val="0"/>
+        </w:rPr>
         <w:t>5. 认识首页和五项统计</w:t>
       </w:r>
     </w:p>
     <w:p>
       <w:r>
+        <w:rPr>
+          <w:b w:val="0"/>
+        </w:rPr>
         <w:t>首页“工作台”展示五项统计，以及最近六笔订单。</w:t>
       </w:r>
     </w:p>
@@ -1184,6 +1481,7 @@
             </w:pPr>
             <w:r>
               <w:rPr>
+                <w:b w:val="0"/>
                 <w:sz w:val="18"/>
               </w:rPr>
               <w:t>今日新增订单</w:t>
@@ -1201,6 +1499,7 @@
             </w:pPr>
             <w:r>
               <w:rPr>
+                <w:b w:val="0"/>
                 <w:sz w:val="18"/>
               </w:rPr>
               <w:t>按设备本机日期统计今天创建的订单，包括今天新增后又取消的订单</w:t>
@@ -1218,6 +1517,7 @@
             </w:pPr>
             <w:r>
               <w:rPr>
+                <w:b w:val="0"/>
                 <w:sz w:val="18"/>
               </w:rPr>
               <w:t>今天记了多少笔单，不代表今天完成或收款的数量</w:t>
@@ -1240,6 +1540,7 @@
             </w:pPr>
             <w:r>
               <w:rPr>
+                <w:b w:val="0"/>
                 <w:sz w:val="18"/>
               </w:rPr>
               <w:t>待收款金额</w:t>
@@ -1257,6 +1558,7 @@
             </w:pPr>
             <w:r>
               <w:rPr>
+                <w:b w:val="0"/>
                 <w:sz w:val="18"/>
               </w:rPr>
               <w:t>未完成、未取消订单的剩余应收合计</w:t>
@@ -1274,6 +1576,7 @@
             </w:pPr>
             <w:r>
               <w:rPr>
+                <w:b w:val="0"/>
                 <w:sz w:val="18"/>
               </w:rPr>
               <w:t>还有多少钱需要向客户收取</w:t>
@@ -1296,6 +1599,7 @@
             </w:pPr>
             <w:r>
               <w:rPr>
+                <w:b w:val="0"/>
                 <w:sz w:val="18"/>
               </w:rPr>
               <w:t>待收尾款金额</w:t>
@@ -1313,6 +1617,7 @@
             </w:pPr>
             <w:r>
               <w:rPr>
+                <w:b w:val="0"/>
                 <w:sz w:val="18"/>
               </w:rPr>
               <w:t>已付定金、制作中、待收尾款订单的尾款合计</w:t>
@@ -1330,6 +1635,7 @@
             </w:pPr>
             <w:r>
               <w:rPr>
+                <w:b w:val="0"/>
                 <w:sz w:val="18"/>
               </w:rPr>
               <w:t>已收到约定定金后，还需收取多少尾款</w:t>
@@ -1352,6 +1658,7 @@
             </w:pPr>
             <w:r>
               <w:rPr>
+                <w:b w:val="0"/>
                 <w:sz w:val="18"/>
               </w:rPr>
               <w:t>已完成订单数</w:t>
@@ -1369,6 +1676,7 @@
             </w:pPr>
             <w:r>
               <w:rPr>
+                <w:b w:val="0"/>
                 <w:sz w:val="18"/>
               </w:rPr>
               <w:t>当前状态为“已完成”的订单数量</w:t>
@@ -1386,6 +1694,7 @@
             </w:pPr>
             <w:r>
               <w:rPr>
+                <w:b w:val="0"/>
                 <w:sz w:val="18"/>
               </w:rPr>
               <w:t>已按完成状态记录的订单数量</w:t>
@@ -1408,6 +1717,7 @@
             </w:pPr>
             <w:r>
               <w:rPr>
+                <w:b w:val="0"/>
                 <w:sz w:val="18"/>
               </w:rPr>
               <w:t>总利润</w:t>
@@ -1425,6 +1735,7 @@
             </w:pPr>
             <w:r>
               <w:rPr>
+                <w:b w:val="0"/>
                 <w:sz w:val="18"/>
               </w:rPr>
               <w:t>当前所有“已完成”订单的利润合计</w:t>
@@ -1442,6 +1753,7 @@
             </w:pPr>
             <w:r>
               <w:rPr>
+                <w:b w:val="0"/>
                 <w:sz w:val="18"/>
               </w:rPr>
               <w:t>完成订单的累计计算利润，不是所有在做订单的预计利润</w:t>
@@ -1465,6 +1777,9 @@
     </w:p>
     <w:p>
       <w:r>
+        <w:rPr>
+          <w:b w:val="0"/>
+        </w:rPr>
         <w:t>例：订单总价为 324 元，定金为 97.20 元，尾款为 226.80 元：</w:t>
       </w:r>
     </w:p>
@@ -1473,6 +1788,9 @@
         <w:pStyle w:val="ListBullet"/>
       </w:pPr>
       <w:r>
+        <w:rPr>
+          <w:b w:val="0"/>
+        </w:rPr>
         <w:t>待付款时，待收款金额计入 324 元，待收尾款金额不计入这笔订单。</w:t>
       </w:r>
     </w:p>
@@ -1481,6 +1799,9 @@
         <w:pStyle w:val="ListBullet"/>
       </w:pPr>
       <w:r>
+        <w:rPr>
+          <w:b w:val="0"/>
+        </w:rPr>
         <w:t>更新为已付定金后，两项分别计入 226.80 元和 226.80 元。</w:t>
       </w:r>
     </w:p>
@@ -1489,6 +1810,9 @@
         <w:pStyle w:val="ListBullet"/>
       </w:pPr>
       <w:r>
+        <w:rPr>
+          <w:b w:val="0"/>
+        </w:rPr>
         <w:t>更新为已完成后，两项都不再计入这笔订单，总利润开始计入这笔订单的利润。</w:t>
       </w:r>
     </w:p>
@@ -1497,11 +1821,17 @@
         <w:pStyle w:val="ListBullet"/>
       </w:pPr>
       <w:r>
+        <w:rPr>
+          <w:b w:val="0"/>
+        </w:rPr>
         <w:t>更新为已取消后，这笔订单不计入应收、尾款和总利润。</w:t>
       </w:r>
     </w:p>
     <w:p>
       <w:r>
+        <w:rPr>
+          <w:b w:val="0"/>
+        </w:rPr>
         <w:t>修改订单金额、修改状态、删除订单或恢复备份后，首页统计会同步重新计算。</w:t>
       </w:r>
     </w:p>
@@ -1510,6 +1840,9 @@
         <w:pStyle w:val="Heading1"/>
       </w:pPr>
       <w:r>
+        <w:rPr>
+          <w:b w:val="0"/>
+        </w:rPr>
         <w:t>6. 建立商品 / 服务价格库</w:t>
       </w:r>
     </w:p>
@@ -1518,6 +1851,9 @@
         <w:pStyle w:val="Heading2"/>
       </w:pPr>
       <w:r>
+        <w:rPr>
+          <w:b w:val="0"/>
+        </w:rPr>
         <w:t>6.1 添加常用项目</w:t>
       </w:r>
     </w:p>
@@ -1530,6 +1866,9 @@
         </w:numPr>
       </w:pPr>
       <w:r>
+        <w:rPr>
+          <w:b w:val="0"/>
+        </w:rPr>
         <w:t>打开“商品 / 服务价格库”。</w:t>
       </w:r>
     </w:p>
@@ -1542,6 +1881,9 @@
         </w:numPr>
       </w:pPr>
       <w:r>
+        <w:rPr>
+          <w:b w:val="0"/>
+        </w:rPr>
         <w:t>点击“添加商品 / 服务”。</w:t>
       </w:r>
     </w:p>
@@ -1554,6 +1896,9 @@
         </w:numPr>
       </w:pPr>
       <w:r>
+        <w:rPr>
+          <w:b w:val="0"/>
+        </w:rPr>
         <w:t>填写名称、默认售价、默认单位成本和备注。</w:t>
       </w:r>
     </w:p>
@@ -1566,6 +1911,9 @@
         </w:numPr>
       </w:pPr>
       <w:r>
+        <w:rPr>
+          <w:b w:val="0"/>
+        </w:rPr>
         <w:t>点击“保存项目”。</w:t>
       </w:r>
     </w:p>
@@ -1659,6 +2007,7 @@
             </w:pPr>
             <w:r>
               <w:rPr>
+                <w:b w:val="0"/>
                 <w:sz w:val="18"/>
               </w:rPr>
               <w:t>名称</w:t>
@@ -1676,6 +2025,7 @@
             </w:pPr>
             <w:r>
               <w:rPr>
+                <w:b w:val="0"/>
                 <w:sz w:val="18"/>
               </w:rPr>
               <w:t>你出售的商品或服务项目</w:t>
@@ -1693,6 +2043,7 @@
             </w:pPr>
             <w:r>
               <w:rPr>
+                <w:b w:val="0"/>
                 <w:sz w:val="18"/>
               </w:rPr>
               <w:t>头像定制</w:t>
@@ -1715,6 +2066,7 @@
             </w:pPr>
             <w:r>
               <w:rPr>
+                <w:b w:val="0"/>
                 <w:sz w:val="18"/>
               </w:rPr>
               <w:t>默认售价</w:t>
@@ -1732,6 +2084,7 @@
             </w:pPr>
             <w:r>
               <w:rPr>
+                <w:b w:val="0"/>
                 <w:sz w:val="18"/>
               </w:rPr>
               <w:t>一个单位向客户收取的价格</w:t>
@@ -1749,6 +2102,7 @@
             </w:pPr>
             <w:r>
               <w:rPr>
+                <w:b w:val="0"/>
                 <w:sz w:val="18"/>
               </w:rPr>
               <w:t>99 元 / 件</w:t>
@@ -1771,6 +2125,7 @@
             </w:pPr>
             <w:r>
               <w:rPr>
+                <w:b w:val="0"/>
                 <w:sz w:val="18"/>
               </w:rPr>
               <w:t>默认单位成本</w:t>
@@ -1788,6 +2143,7 @@
             </w:pPr>
             <w:r>
               <w:rPr>
+                <w:b w:val="0"/>
                 <w:sz w:val="18"/>
               </w:rPr>
               <w:t>完成一个单位需要承担的商品或服务成本</w:t>
@@ -1805,6 +2161,7 @@
             </w:pPr>
             <w:r>
               <w:rPr>
+                <w:b w:val="0"/>
                 <w:sz w:val="18"/>
               </w:rPr>
               <w:t>20 元 / 件</w:t>
@@ -1827,6 +2184,7 @@
             </w:pPr>
             <w:r>
               <w:rPr>
+                <w:b w:val="0"/>
                 <w:sz w:val="18"/>
               </w:rPr>
               <w:t>备注</w:t>
@@ -1844,6 +2202,7 @@
             </w:pPr>
             <w:r>
               <w:rPr>
+                <w:b w:val="0"/>
                 <w:sz w:val="18"/>
               </w:rPr>
               <w:t>价格库内部说明</w:t>
@@ -1861,6 +2220,7 @@
             </w:pPr>
             <w:r>
               <w:rPr>
+                <w:b w:val="0"/>
                 <w:sz w:val="18"/>
               </w:rPr>
               <w:t>基础款，包含两次修改</w:t>
@@ -1876,6 +2236,9 @@
     </w:p>
     <w:p>
       <w:r>
+        <w:rPr>
+          <w:b w:val="0"/>
+        </w:rPr>
         <w:t>价格库备注是内部说明，不会自动复制进订单，也不会自动显示在客户报价单上。</w:t>
       </w:r>
     </w:p>
@@ -1884,16 +2247,25 @@
         <w:pStyle w:val="Heading2"/>
       </w:pPr>
       <w:r>
+        <w:rPr>
+          <w:b w:val="0"/>
+        </w:rPr>
         <w:t>6.2 用价格库项目开单</w:t>
       </w:r>
     </w:p>
     <w:p>
       <w:r>
+        <w:rPr>
+          <w:b w:val="0"/>
+        </w:rPr>
         <w:t>可以在项目卡片上点击“用这个项目开单”，也可以在“新建订单”中使用“从价格库选择”。名称、单价和单位成本会自动填入，其他金额仍由你填写。</w:t>
       </w:r>
     </w:p>
     <w:p>
       <w:r>
+        <w:rPr>
+          <w:b w:val="0"/>
+        </w:rPr>
         <w:t>带入后可以改价。例如默认售价 99 元，给某个客户报价 89 元，只需修改该订单的单价，不会改变价格库，也不会改变其他订单。</w:t>
       </w:r>
     </w:p>
@@ -1902,6 +2274,9 @@
         <w:pStyle w:val="Heading2"/>
       </w:pPr>
       <w:r>
+        <w:rPr>
+          <w:b w:val="0"/>
+        </w:rPr>
         <w:t>6.3 搜索、编辑和删除项目</w:t>
       </w:r>
     </w:p>
@@ -1910,6 +2285,9 @@
         <w:pStyle w:val="ListBullet"/>
       </w:pPr>
       <w:r>
+        <w:rPr>
+          <w:b w:val="0"/>
+        </w:rPr>
         <w:t>使用价格库上方的搜索框，按项目名称查找。</w:t>
       </w:r>
     </w:p>
@@ -1918,6 +2296,9 @@
         <w:pStyle w:val="ListBullet"/>
       </w:pPr>
       <w:r>
+        <w:rPr>
+          <w:b w:val="0"/>
+        </w:rPr>
         <w:t>点击卡片上的“编辑”，修改后点击“保存项目”。</w:t>
       </w:r>
     </w:p>
@@ -1926,11 +2307,17 @@
         <w:pStyle w:val="ListBullet"/>
       </w:pPr>
       <w:r>
+        <w:rPr>
+          <w:b w:val="0"/>
+        </w:rPr>
         <w:t>点击“删除”，阅读确认提示后确认删除。</w:t>
       </w:r>
     </w:p>
     <w:p>
       <w:r>
+        <w:rPr>
+          <w:b w:val="0"/>
+        </w:rPr>
         <w:t>修改或删除价格库项目，已有订单的名称、单价、成本和历史报价仍然保留。价格库不是库存系统，不会自动扣减数量。</w:t>
       </w:r>
     </w:p>
@@ -1939,11 +2326,17 @@
         <w:pStyle w:val="Heading1"/>
       </w:pPr>
       <w:r>
+        <w:rPr>
+          <w:b w:val="0"/>
+        </w:rPr>
         <w:t>7. 新建订单：每个填写项的含义</w:t>
       </w:r>
     </w:p>
     <w:p>
       <w:r>
+        <w:rPr>
+          <w:b w:val="0"/>
+        </w:rPr>
         <w:t>在“工作台”“订单记录”或“客户历史”等页面点击“新建订单”，按以下三组信息填写。</w:t>
       </w:r>
     </w:p>
@@ -1952,6 +2345,9 @@
         <w:pStyle w:val="Heading2"/>
       </w:pPr>
       <w:r>
+        <w:rPr>
+          <w:b w:val="0"/>
+        </w:rPr>
         <w:t>7.1 客户信息</w:t>
       </w:r>
     </w:p>
@@ -2045,6 +2441,7 @@
             </w:pPr>
             <w:r>
               <w:rPr>
+                <w:b w:val="0"/>
                 <w:sz w:val="18"/>
               </w:rPr>
               <w:t>客户昵称</w:t>
@@ -2062,6 +2459,7 @@
             </w:pPr>
             <w:r>
               <w:rPr>
+                <w:b w:val="0"/>
                 <w:sz w:val="18"/>
               </w:rPr>
               <w:t>是</w:t>
@@ -2079,6 +2477,7 @@
             </w:pPr>
             <w:r>
               <w:rPr>
+                <w:b w:val="0"/>
                 <w:sz w:val="18"/>
               </w:rPr>
               <w:t>使用你能辨认的昵称，例如“小林 · 微信”</w:t>
@@ -2101,6 +2500,7 @@
             </w:pPr>
             <w:r>
               <w:rPr>
+                <w:b w:val="0"/>
                 <w:sz w:val="18"/>
               </w:rPr>
               <w:t>联系方式</w:t>
@@ -2118,6 +2518,7 @@
             </w:pPr>
             <w:r>
               <w:rPr>
+                <w:b w:val="0"/>
                 <w:sz w:val="18"/>
               </w:rPr>
               <w:t>否</w:t>
@@ -2135,6 +2536,7 @@
             </w:pPr>
             <w:r>
               <w:rPr>
+                <w:b w:val="0"/>
                 <w:sz w:val="18"/>
               </w:rPr>
               <w:t>可填写微信号、手机号或其他联络方式，留空也能保存</w:t>
@@ -2150,11 +2552,17 @@
     </w:p>
     <w:p>
       <w:r>
+        <w:rPr>
+          <w:b w:val="0"/>
+        </w:rPr>
         <w:t>相同客户尽量使用完全一致的昵称。昵称不同会分成不同的历史客户；不同客户如果昵称相同，也会归到一起。可用平台或识别后缀区分重名客户。</w:t>
       </w:r>
     </w:p>
     <w:p>
       <w:r>
+        <w:rPr>
+          <w:b w:val="0"/>
+        </w:rPr>
         <w:t>联系方式仅用于自己查看和账目导出，不显示在生成的客户报价单上。</w:t>
       </w:r>
     </w:p>
@@ -2163,6 +2571,9 @@
         <w:pStyle w:val="Heading2"/>
       </w:pPr>
       <w:r>
+        <w:rPr>
+          <w:b w:val="0"/>
+        </w:rPr>
         <w:t>7.2 商品 / 服务</w:t>
       </w:r>
     </w:p>
@@ -2256,6 +2667,7 @@
             </w:pPr>
             <w:r>
               <w:rPr>
+                <w:b w:val="0"/>
                 <w:sz w:val="18"/>
               </w:rPr>
               <w:t>从价格库选择</w:t>
@@ -2273,6 +2685,7 @@
             </w:pPr>
             <w:r>
               <w:rPr>
+                <w:b w:val="0"/>
                 <w:sz w:val="18"/>
               </w:rPr>
               <w:t>可选一个常用项目，也可保留自定义</w:t>
@@ -2290,6 +2703,7 @@
             </w:pPr>
             <w:r>
               <w:rPr>
+                <w:b w:val="0"/>
                 <w:sz w:val="18"/>
               </w:rPr>
               <w:t>不选择价格库也能开单</w:t>
@@ -2312,6 +2726,7 @@
             </w:pPr>
             <w:r>
               <w:rPr>
+                <w:b w:val="0"/>
                 <w:sz w:val="18"/>
               </w:rPr>
               <w:t>项目名称</w:t>
@@ -2329,6 +2744,7 @@
             </w:pPr>
             <w:r>
               <w:rPr>
+                <w:b w:val="0"/>
                 <w:sz w:val="18"/>
               </w:rPr>
               <w:t>填写订单内容，例如“头像定制”</w:t>
@@ -2346,6 +2762,7 @@
             </w:pPr>
             <w:r>
               <w:rPr>
+                <w:b w:val="0"/>
                 <w:sz w:val="18"/>
               </w:rPr>
               <w:t>必填，会显示在客户报价单上</w:t>
@@ -2368,6 +2785,7 @@
             </w:pPr>
             <w:r>
               <w:rPr>
+                <w:b w:val="0"/>
                 <w:sz w:val="18"/>
               </w:rPr>
               <w:t>数量</w:t>
@@ -2385,6 +2803,7 @@
             </w:pPr>
             <w:r>
               <w:rPr>
+                <w:b w:val="0"/>
                 <w:sz w:val="18"/>
               </w:rPr>
               <w:t>填写整数，例如 1、2、3</w:t>
@@ -2402,6 +2821,7 @@
             </w:pPr>
             <w:r>
               <w:rPr>
+                <w:b w:val="0"/>
                 <w:sz w:val="18"/>
               </w:rPr>
               <w:t>按件计，当前不支持 1.5 等小数数量</w:t>
@@ -2424,6 +2844,7 @@
             </w:pPr>
             <w:r>
               <w:rPr>
+                <w:b w:val="0"/>
                 <w:sz w:val="18"/>
               </w:rPr>
               <w:t>单价</w:t>
@@ -2441,6 +2862,7 @@
             </w:pPr>
             <w:r>
               <w:rPr>
+                <w:b w:val="0"/>
                 <w:sz w:val="18"/>
               </w:rPr>
               <w:t>一个单位的售价，例如 99</w:t>
@@ -2458,6 +2880,7 @@
             </w:pPr>
             <w:r>
               <w:rPr>
+                <w:b w:val="0"/>
                 <w:sz w:val="18"/>
               </w:rPr>
               <w:t>填数字，不要输入“元”或货币符号</w:t>
@@ -2480,6 +2903,7 @@
             </w:pPr>
             <w:r>
               <w:rPr>
+                <w:b w:val="0"/>
                 <w:sz w:val="18"/>
               </w:rPr>
               <w:t>单位成本</w:t>
@@ -2497,6 +2921,7 @@
             </w:pPr>
             <w:r>
               <w:rPr>
+                <w:b w:val="0"/>
                 <w:sz w:val="18"/>
               </w:rPr>
               <w:t>一个单位的成本，例如 20</w:t>
@@ -2514,6 +2939,7 @@
             </w:pPr>
             <w:r>
               <w:rPr>
+                <w:b w:val="0"/>
                 <w:sz w:val="18"/>
               </w:rPr>
               <w:t>软件会按数量相乘，不要误填整笔商品总成本</w:t>
@@ -2536,6 +2962,7 @@
             </w:pPr>
             <w:r>
               <w:rPr>
+                <w:b w:val="0"/>
                 <w:sz w:val="18"/>
               </w:rPr>
               <w:t>运费</w:t>
@@ -2553,6 +2980,7 @@
             </w:pPr>
             <w:r>
               <w:rPr>
+                <w:b w:val="0"/>
                 <w:sz w:val="18"/>
               </w:rPr>
               <w:t>整笔订单的运费，例如 12</w:t>
@@ -2570,6 +2998,7 @@
             </w:pPr>
             <w:r>
               <w:rPr>
+                <w:b w:val="0"/>
                 <w:sz w:val="18"/>
               </w:rPr>
               <w:t>当前版同时作为向客户收取的运费和自己的运费成本</w:t>
@@ -2585,6 +3014,9 @@
     </w:p>
     <w:p>
       <w:r>
+        <w:rPr>
+          <w:b w:val="0"/>
+        </w:rPr>
         <w:t>第一版每笔订单只有一个商品 / 服务项目字段。不同项目需要分别开单，不能在一笔订单中逐行添加多个项目并分别定价。</w:t>
       </w:r>
     </w:p>
@@ -2593,6 +3025,9 @@
         <w:pStyle w:val="Heading2"/>
       </w:pPr>
       <w:r>
+        <w:rPr>
+          <w:b w:val="0"/>
+        </w:rPr>
         <w:t>7.3 费用与收款</w:t>
       </w:r>
     </w:p>
@@ -2686,6 +3121,7 @@
             </w:pPr>
             <w:r>
               <w:rPr>
+                <w:b w:val="0"/>
                 <w:sz w:val="18"/>
               </w:rPr>
               <w:t>加急费</w:t>
@@ -2703,6 +3139,7 @@
             </w:pPr>
             <w:r>
               <w:rPr>
+                <w:b w:val="0"/>
                 <w:sz w:val="18"/>
               </w:rPr>
               <w:t>向客户收取的加急费用</w:t>
@@ -2720,6 +3157,7 @@
             </w:pPr>
             <w:r>
               <w:rPr>
+                <w:b w:val="0"/>
                 <w:sz w:val="18"/>
               </w:rPr>
               <w:t>20 元</w:t>
@@ -2742,6 +3180,7 @@
             </w:pPr>
             <w:r>
               <w:rPr>
+                <w:b w:val="0"/>
                 <w:sz w:val="18"/>
               </w:rPr>
               <w:t>其他费用</w:t>
@@ -2759,6 +3198,7 @@
             </w:pPr>
             <w:r>
               <w:rPr>
+                <w:b w:val="0"/>
                 <w:sz w:val="18"/>
               </w:rPr>
               <w:t>向客户收取的其他收费</w:t>
@@ -2776,6 +3216,7 @@
             </w:pPr>
             <w:r>
               <w:rPr>
+                <w:b w:val="0"/>
                 <w:sz w:val="18"/>
               </w:rPr>
               <w:t>包装服务费 5 元</w:t>
@@ -2798,6 +3239,7 @@
             </w:pPr>
             <w:r>
               <w:rPr>
+                <w:b w:val="0"/>
                 <w:sz w:val="18"/>
               </w:rPr>
               <w:t>优惠金额</w:t>
@@ -2815,6 +3257,7 @@
             </w:pPr>
             <w:r>
               <w:rPr>
+                <w:b w:val="0"/>
                 <w:sz w:val="18"/>
               </w:rPr>
               <w:t>从整笔订单中减掉的优惠</w:t>
@@ -2832,6 +3275,7 @@
             </w:pPr>
             <w:r>
               <w:rPr>
+                <w:b w:val="0"/>
                 <w:sz w:val="18"/>
               </w:rPr>
               <w:t>减 10 元，填写 10，不填写 −10</w:t>
@@ -2854,6 +3298,7 @@
             </w:pPr>
             <w:r>
               <w:rPr>
+                <w:b w:val="0"/>
                 <w:sz w:val="18"/>
               </w:rPr>
               <w:t>其他成本</w:t>
@@ -2871,6 +3316,7 @@
             </w:pPr>
             <w:r>
               <w:rPr>
+                <w:b w:val="0"/>
                 <w:sz w:val="18"/>
               </w:rPr>
               <w:t>自己承担的额外成本</w:t>
@@ -2888,6 +3334,7 @@
             </w:pPr>
             <w:r>
               <w:rPr>
+                <w:b w:val="0"/>
                 <w:sz w:val="18"/>
               </w:rPr>
               <w:t>外包、材料等未计入单位成本的支出 7 元</w:t>
@@ -2910,6 +3357,7 @@
             </w:pPr>
             <w:r>
               <w:rPr>
+                <w:b w:val="0"/>
                 <w:sz w:val="18"/>
               </w:rPr>
               <w:t>定金比例</w:t>
@@ -2927,6 +3375,7 @@
             </w:pPr>
             <w:r>
               <w:rPr>
+                <w:b w:val="0"/>
                 <w:sz w:val="18"/>
               </w:rPr>
               <w:t>约定先收取总价的百分之多少</w:t>
@@ -2944,6 +3393,7 @@
             </w:pPr>
             <w:r>
               <w:rPr>
+                <w:b w:val="0"/>
                 <w:sz w:val="18"/>
               </w:rPr>
               <w:t>30% 填 30，不填 0.3</w:t>
@@ -2966,6 +3416,7 @@
             </w:pPr>
             <w:r>
               <w:rPr>
+                <w:b w:val="0"/>
                 <w:sz w:val="18"/>
               </w:rPr>
               <w:t>订单状态</w:t>
@@ -2983,6 +3434,7 @@
             </w:pPr>
             <w:r>
               <w:rPr>
+                <w:b w:val="0"/>
                 <w:sz w:val="18"/>
               </w:rPr>
               <w:t>当前的收款或制作阶段</w:t>
@@ -3000,6 +3452,7 @@
             </w:pPr>
             <w:r>
               <w:rPr>
+                <w:b w:val="0"/>
                 <w:sz w:val="18"/>
               </w:rPr>
               <w:t>新客户尚未付款时选“待付款”</w:t>
@@ -3022,6 +3475,7 @@
             </w:pPr>
             <w:r>
               <w:rPr>
+                <w:b w:val="0"/>
                 <w:sz w:val="18"/>
               </w:rPr>
               <w:t>备注</w:t>
@@ -3039,6 +3493,7 @@
             </w:pPr>
             <w:r>
               <w:rPr>
+                <w:b w:val="0"/>
                 <w:sz w:val="18"/>
               </w:rPr>
               <w:t>客户可以看到的订单说明</w:t>
@@ -3056,6 +3511,7 @@
             </w:pPr>
             <w:r>
               <w:rPr>
+                <w:b w:val="0"/>
                 <w:sz w:val="18"/>
               </w:rPr>
               <w:t>交付日期、修改次数、约定范围</w:t>
@@ -3071,15 +3527,22 @@
     </w:p>
     <w:p>
       <w:r>
+        <w:rPr>
+          <w:b w:val="0"/>
+        </w:rPr>
         <w:t xml:space="preserve">没有某项费用时填 </w:t>
       </w:r>
       <w:r>
         <w:rPr>
+          <w:b w:val="0"/>
           <w:color w:val="34634B"/>
         </w:rPr>
         <w:t>0</w:t>
       </w:r>
       <w:r>
+        <w:rPr>
+          <w:b w:val="0"/>
+        </w:rPr>
         <w:t>，不要留空。金额最多两位小数，按人民币计算。</w:t>
       </w:r>
     </w:p>
@@ -3093,6 +3556,9 @@
     </w:p>
     <w:p>
       <w:r>
+        <w:rPr>
+          <w:b w:val="0"/>
+        </w:rPr>
         <w:t>订单备注会显示在报价单上，避免在这里填写内部成本、利润、私人评价等不希望客户看到的内容。需要记录这类内部信息时，本版本没有单独的私密备注栏。</w:t>
       </w:r>
     </w:p>
@@ -3101,21 +3567,33 @@
         <w:pStyle w:val="Heading2"/>
       </w:pPr>
       <w:r>
+        <w:rPr>
+          <w:b w:val="0"/>
+        </w:rPr>
         <w:t>7.4 查看结果并保存</w:t>
       </w:r>
     </w:p>
     <w:p>
       <w:r>
+        <w:rPr>
+          <w:b w:val="0"/>
+        </w:rPr>
         <w:t>填写时，下方会实时显示订单总价、应收定金、应收尾款、预计利润、商品金额和总成本。</w:t>
       </w:r>
     </w:p>
     <w:p>
       <w:r>
+        <w:rPr>
+          <w:b w:val="0"/>
+        </w:rPr>
         <w:t>确认客户、名称、数量、费用、比例和状态都正确后，点击“保存订单”。出现“订单已保存”提示，才表示本地写入完成。</w:t>
       </w:r>
     </w:p>
     <w:p>
       <w:r>
+        <w:rPr>
+          <w:b w:val="0"/>
+        </w:rPr>
         <w:t>关闭表单时，如果填写内容未保存，软件会提示是否放弃修改。点击取消会保留表单；确认放弃则关闭并丢弃未保存内容。</w:t>
       </w:r>
     </w:p>
@@ -3124,6 +3602,9 @@
         <w:pStyle w:val="Heading1"/>
       </w:pPr>
       <w:r>
+        <w:rPr>
+          <w:b w:val="0"/>
+        </w:rPr>
         <w:t>8. 自动计算规则与完整示例</w:t>
       </w:r>
     </w:p>
@@ -3132,6 +3613,9 @@
         <w:pStyle w:val="Heading2"/>
       </w:pPr>
       <w:r>
+        <w:rPr>
+          <w:b w:val="0"/>
+        </w:rPr>
         <w:t>8.1 七个计算公式</w:t>
       </w:r>
     </w:p>
@@ -3205,6 +3689,7 @@
             </w:pPr>
             <w:r>
               <w:rPr>
+                <w:b w:val="0"/>
                 <w:sz w:val="18"/>
               </w:rPr>
               <w:t>商品金额</w:t>
@@ -3222,6 +3707,7 @@
             </w:pPr>
             <w:r>
               <w:rPr>
+                <w:b w:val="0"/>
                 <w:sz w:val="18"/>
               </w:rPr>
               <w:t>数量 × 单价</w:t>
@@ -3244,6 +3730,7 @@
             </w:pPr>
             <w:r>
               <w:rPr>
+                <w:b w:val="0"/>
                 <w:sz w:val="18"/>
               </w:rPr>
               <w:t>订单总价</w:t>
@@ -3261,6 +3748,7 @@
             </w:pPr>
             <w:r>
               <w:rPr>
+                <w:b w:val="0"/>
                 <w:sz w:val="18"/>
               </w:rPr>
               <w:t>商品金额 + 运费 + 加急费 + 其他费用 − 优惠金额</w:t>
@@ -3283,6 +3771,7 @@
             </w:pPr>
             <w:r>
               <w:rPr>
+                <w:b w:val="0"/>
                 <w:sz w:val="18"/>
               </w:rPr>
               <w:t>定金</w:t>
@@ -3300,6 +3789,7 @@
             </w:pPr>
             <w:r>
               <w:rPr>
+                <w:b w:val="0"/>
                 <w:sz w:val="18"/>
               </w:rPr>
               <w:t>订单总价 × 定金比例，四舍五入到分</w:t>
@@ -3322,6 +3812,7 @@
             </w:pPr>
             <w:r>
               <w:rPr>
+                <w:b w:val="0"/>
                 <w:sz w:val="18"/>
               </w:rPr>
               <w:t>尾款</w:t>
@@ -3339,6 +3830,7 @@
             </w:pPr>
             <w:r>
               <w:rPr>
+                <w:b w:val="0"/>
                 <w:sz w:val="18"/>
               </w:rPr>
               <w:t>订单总价 − 定金</w:t>
@@ -3361,6 +3853,7 @@
             </w:pPr>
             <w:r>
               <w:rPr>
+                <w:b w:val="0"/>
                 <w:sz w:val="18"/>
               </w:rPr>
               <w:t>商品成本</w:t>
@@ -3378,6 +3871,7 @@
             </w:pPr>
             <w:r>
               <w:rPr>
+                <w:b w:val="0"/>
                 <w:sz w:val="18"/>
               </w:rPr>
               <w:t>数量 × 单位成本</w:t>
@@ -3400,6 +3894,7 @@
             </w:pPr>
             <w:r>
               <w:rPr>
+                <w:b w:val="0"/>
                 <w:sz w:val="18"/>
               </w:rPr>
               <w:t>总成本</w:t>
@@ -3417,6 +3912,7 @@
             </w:pPr>
             <w:r>
               <w:rPr>
+                <w:b w:val="0"/>
                 <w:sz w:val="18"/>
               </w:rPr>
               <w:t>商品成本 + 运费 + 其他成本</w:t>
@@ -3439,6 +3935,7 @@
             </w:pPr>
             <w:r>
               <w:rPr>
+                <w:b w:val="0"/>
                 <w:sz w:val="18"/>
               </w:rPr>
               <w:t>利润</w:t>
@@ -3456,6 +3953,7 @@
             </w:pPr>
             <w:r>
               <w:rPr>
+                <w:b w:val="0"/>
                 <w:sz w:val="18"/>
               </w:rPr>
               <w:t>订单总价 − 总成本</w:t>
@@ -3471,6 +3969,9 @@
     </w:p>
     <w:p>
       <w:r>
+        <w:rPr>
+          <w:b w:val="0"/>
+        </w:rPr>
         <w:t>软件内部以整数“分”计算。尾款由总价减定金得到，因此定金与尾款相加始终等于总价。定金比例可以为 0% 或 100%；分别表示不收定金或先收全款。</w:t>
       </w:r>
     </w:p>
@@ -3479,11 +3980,17 @@
         <w:pStyle w:val="Heading2"/>
       </w:pPr>
       <w:r>
+        <w:rPr>
+          <w:b w:val="0"/>
+        </w:rPr>
         <w:t>8.2 一笔完整示例</w:t>
       </w:r>
     </w:p>
     <w:p>
       <w:r>
+        <w:rPr>
+          <w:b w:val="0"/>
+        </w:rPr>
         <w:t>客户“小林 · 微信”订购 3 件头像定制，填写如下：</w:t>
       </w:r>
     </w:p>
@@ -3557,6 +4064,7 @@
             </w:pPr>
             <w:r>
               <w:rPr>
+                <w:b w:val="0"/>
                 <w:sz w:val="18"/>
               </w:rPr>
               <w:t>数量</w:t>
@@ -3574,6 +4082,7 @@
             </w:pPr>
             <w:r>
               <w:rPr>
+                <w:b w:val="0"/>
                 <w:sz w:val="18"/>
               </w:rPr>
               <w:t>3</w:t>
@@ -3596,6 +4105,7 @@
             </w:pPr>
             <w:r>
               <w:rPr>
+                <w:b w:val="0"/>
                 <w:sz w:val="18"/>
               </w:rPr>
               <w:t>单价</w:t>
@@ -3613,6 +4123,7 @@
             </w:pPr>
             <w:r>
               <w:rPr>
+                <w:b w:val="0"/>
                 <w:sz w:val="18"/>
               </w:rPr>
               <w:t>99 元</w:t>
@@ -3635,6 +4146,7 @@
             </w:pPr>
             <w:r>
               <w:rPr>
+                <w:b w:val="0"/>
                 <w:sz w:val="18"/>
               </w:rPr>
               <w:t>单位成本</w:t>
@@ -3652,6 +4164,7 @@
             </w:pPr>
             <w:r>
               <w:rPr>
+                <w:b w:val="0"/>
                 <w:sz w:val="18"/>
               </w:rPr>
               <w:t>20 元</w:t>
@@ -3674,6 +4187,7 @@
             </w:pPr>
             <w:r>
               <w:rPr>
+                <w:b w:val="0"/>
                 <w:sz w:val="18"/>
               </w:rPr>
               <w:t>运费</w:t>
@@ -3691,6 +4205,7 @@
             </w:pPr>
             <w:r>
               <w:rPr>
+                <w:b w:val="0"/>
                 <w:sz w:val="18"/>
               </w:rPr>
               <w:t>12 元</w:t>
@@ -3713,6 +4228,7 @@
             </w:pPr>
             <w:r>
               <w:rPr>
+                <w:b w:val="0"/>
                 <w:sz w:val="18"/>
               </w:rPr>
               <w:t>加急费</w:t>
@@ -3730,6 +4246,7 @@
             </w:pPr>
             <w:r>
               <w:rPr>
+                <w:b w:val="0"/>
                 <w:sz w:val="18"/>
               </w:rPr>
               <w:t>20 元</w:t>
@@ -3752,6 +4269,7 @@
             </w:pPr>
             <w:r>
               <w:rPr>
+                <w:b w:val="0"/>
                 <w:sz w:val="18"/>
               </w:rPr>
               <w:t>其他费用</w:t>
@@ -3769,6 +4287,7 @@
             </w:pPr>
             <w:r>
               <w:rPr>
+                <w:b w:val="0"/>
                 <w:sz w:val="18"/>
               </w:rPr>
               <w:t>5 元</w:t>
@@ -3791,6 +4310,7 @@
             </w:pPr>
             <w:r>
               <w:rPr>
+                <w:b w:val="0"/>
                 <w:sz w:val="18"/>
               </w:rPr>
               <w:t>优惠金额</w:t>
@@ -3808,6 +4328,7 @@
             </w:pPr>
             <w:r>
               <w:rPr>
+                <w:b w:val="0"/>
                 <w:sz w:val="18"/>
               </w:rPr>
               <w:t>10 元</w:t>
@@ -3830,6 +4351,7 @@
             </w:pPr>
             <w:r>
               <w:rPr>
+                <w:b w:val="0"/>
                 <w:sz w:val="18"/>
               </w:rPr>
               <w:t>其他成本</w:t>
@@ -3847,6 +4369,7 @@
             </w:pPr>
             <w:r>
               <w:rPr>
+                <w:b w:val="0"/>
                 <w:sz w:val="18"/>
               </w:rPr>
               <w:t>7 元</w:t>
@@ -3869,6 +4392,7 @@
             </w:pPr>
             <w:r>
               <w:rPr>
+                <w:b w:val="0"/>
                 <w:sz w:val="18"/>
               </w:rPr>
               <w:t>定金比例</w:t>
@@ -3886,6 +4410,7 @@
             </w:pPr>
             <w:r>
               <w:rPr>
+                <w:b w:val="0"/>
                 <w:sz w:val="18"/>
               </w:rPr>
               <w:t>30%</w:t>
@@ -3901,6 +4426,9 @@
     </w:p>
     <w:p>
       <w:r>
+        <w:rPr>
+          <w:b w:val="0"/>
+        </w:rPr>
         <w:t>软件自动得出：</w:t>
       </w:r>
     </w:p>
@@ -3994,6 +4522,7 @@
             </w:pPr>
             <w:r>
               <w:rPr>
+                <w:b w:val="0"/>
                 <w:sz w:val="18"/>
               </w:rPr>
               <w:t>商品金额</w:t>
@@ -4011,6 +4540,7 @@
             </w:pPr>
             <w:r>
               <w:rPr>
+                <w:b w:val="0"/>
                 <w:sz w:val="18"/>
               </w:rPr>
               <w:t>3 × 99</w:t>
@@ -4028,6 +4558,7 @@
             </w:pPr>
             <w:r>
               <w:rPr>
+                <w:b w:val="0"/>
                 <w:sz w:val="18"/>
               </w:rPr>
               <w:t>297.00 元</w:t>
@@ -4050,6 +4581,7 @@
             </w:pPr>
             <w:r>
               <w:rPr>
+                <w:b w:val="0"/>
                 <w:sz w:val="18"/>
               </w:rPr>
               <w:t>订单总价</w:t>
@@ -4067,6 +4599,7 @@
             </w:pPr>
             <w:r>
               <w:rPr>
+                <w:b w:val="0"/>
                 <w:sz w:val="18"/>
               </w:rPr>
               <w:t>297 + 12 + 20 + 5 − 10</w:t>
@@ -4084,6 +4617,7 @@
             </w:pPr>
             <w:r>
               <w:rPr>
+                <w:b w:val="0"/>
                 <w:sz w:val="18"/>
               </w:rPr>
               <w:t>324.00 元</w:t>
@@ -4106,6 +4640,7 @@
             </w:pPr>
             <w:r>
               <w:rPr>
+                <w:b w:val="0"/>
                 <w:sz w:val="18"/>
               </w:rPr>
               <w:t>定金</w:t>
@@ -4123,6 +4658,7 @@
             </w:pPr>
             <w:r>
               <w:rPr>
+                <w:b w:val="0"/>
                 <w:sz w:val="18"/>
               </w:rPr>
               <w:t>324 × 30%</w:t>
@@ -4140,6 +4676,7 @@
             </w:pPr>
             <w:r>
               <w:rPr>
+                <w:b w:val="0"/>
                 <w:sz w:val="18"/>
               </w:rPr>
               <w:t>97.20 元</w:t>
@@ -4162,6 +4699,7 @@
             </w:pPr>
             <w:r>
               <w:rPr>
+                <w:b w:val="0"/>
                 <w:sz w:val="18"/>
               </w:rPr>
               <w:t>尾款</w:t>
@@ -4179,6 +4717,7 @@
             </w:pPr>
             <w:r>
               <w:rPr>
+                <w:b w:val="0"/>
                 <w:sz w:val="18"/>
               </w:rPr>
               <w:t>324 − 97.20</w:t>
@@ -4196,6 +4735,7 @@
             </w:pPr>
             <w:r>
               <w:rPr>
+                <w:b w:val="0"/>
                 <w:sz w:val="18"/>
               </w:rPr>
               <w:t>226.80 元</w:t>
@@ -4218,6 +4758,7 @@
             </w:pPr>
             <w:r>
               <w:rPr>
+                <w:b w:val="0"/>
                 <w:sz w:val="18"/>
               </w:rPr>
               <w:t>商品成本</w:t>
@@ -4235,6 +4776,7 @@
             </w:pPr>
             <w:r>
               <w:rPr>
+                <w:b w:val="0"/>
                 <w:sz w:val="18"/>
               </w:rPr>
               <w:t>3 × 20</w:t>
@@ -4252,6 +4794,7 @@
             </w:pPr>
             <w:r>
               <w:rPr>
+                <w:b w:val="0"/>
                 <w:sz w:val="18"/>
               </w:rPr>
               <w:t>60.00 元</w:t>
@@ -4274,6 +4817,7 @@
             </w:pPr>
             <w:r>
               <w:rPr>
+                <w:b w:val="0"/>
                 <w:sz w:val="18"/>
               </w:rPr>
               <w:t>总成本</w:t>
@@ -4291,6 +4835,7 @@
             </w:pPr>
             <w:r>
               <w:rPr>
+                <w:b w:val="0"/>
                 <w:sz w:val="18"/>
               </w:rPr>
               <w:t>60 + 12 + 7</w:t>
@@ -4308,6 +4853,7 @@
             </w:pPr>
             <w:r>
               <w:rPr>
+                <w:b w:val="0"/>
                 <w:sz w:val="18"/>
               </w:rPr>
               <w:t>79.00 元</w:t>
@@ -4330,6 +4876,7 @@
             </w:pPr>
             <w:r>
               <w:rPr>
+                <w:b w:val="0"/>
                 <w:sz w:val="18"/>
               </w:rPr>
               <w:t>利润</w:t>
@@ -4347,6 +4894,7 @@
             </w:pPr>
             <w:r>
               <w:rPr>
+                <w:b w:val="0"/>
                 <w:sz w:val="18"/>
               </w:rPr>
               <w:t>324 − 79</w:t>
@@ -4364,6 +4912,7 @@
             </w:pPr>
             <w:r>
               <w:rPr>
+                <w:b w:val="0"/>
                 <w:sz w:val="18"/>
               </w:rPr>
               <w:t>245.00 元</w:t>
@@ -4379,6 +4928,9 @@
     </w:p>
     <w:p>
       <w:r>
+        <w:rPr>
+          <w:b w:val="0"/>
+        </w:rPr>
         <w:t>收到 97.20 元定金后，将状态改为“已付定金”。收到 226.80 元尾款且订单交付完成后，将状态改为“已完成”。</w:t>
       </w:r>
     </w:p>
@@ -4387,35 +4939,54 @@
         <w:pStyle w:val="Heading2"/>
       </w:pPr>
       <w:r>
+        <w:rPr>
+          <w:b w:val="0"/>
+        </w:rPr>
         <w:t>8.3 运费和成本的口径</w:t>
       </w:r>
     </w:p>
     <w:p>
       <w:r>
+        <w:rPr>
+          <w:b w:val="0"/>
+        </w:rPr>
         <w:t>当前版“运费”只有一个金额，同时加进客户总价并加进自己的成本，适合收取运费与实际支出一致的场景。</w:t>
       </w:r>
     </w:p>
     <w:p>
       <w:r>
+        <w:rPr>
+          <w:b w:val="0"/>
+        </w:rPr>
         <w:t xml:space="preserve">如果你给客户包邮，可以把“运费”填 </w:t>
       </w:r>
       <w:r>
         <w:rPr>
+          <w:b w:val="0"/>
           <w:color w:val="34634B"/>
         </w:rPr>
         <w:t>0</w:t>
       </w:r>
       <w:r>
+        <w:rPr>
+          <w:b w:val="0"/>
+        </w:rPr>
         <w:t>，将自己承担的实际寄件支出计入“其他成本”。例如实际寄件费 12 元，可以把其他成本增加 12 元。</w:t>
       </w:r>
     </w:p>
     <w:p>
       <w:r>
+        <w:rPr>
+          <w:b w:val="0"/>
+        </w:rPr>
         <w:t>如果向客户收取的运费与实际支付运费不同，当前版没有两个独立的运费栏，不能单独准确核算这部分运费差额。请根据实际情况核对账目，不把这一版的估算结果直接当作完整财务报表。</w:t>
       </w:r>
     </w:p>
     <w:p>
       <w:r>
+        <w:rPr>
+          <w:b w:val="0"/>
+        </w:rPr>
         <w:t>加急费若还带来额外支出，需要另外填入“其他成本”。不要把同一笔成本同时填入单位成本和其他成本，以免重复扣除。</w:t>
       </w:r>
     </w:p>
@@ -4424,6 +4995,9 @@
         <w:pStyle w:val="Heading2"/>
       </w:pPr>
       <w:r>
+        <w:rPr>
+          <w:b w:val="0"/>
+        </w:rPr>
         <w:t>8.4 优惠、零金额和亏损</w:t>
       </w:r>
     </w:p>
@@ -4432,6 +5006,9 @@
         <w:pStyle w:val="ListBullet"/>
       </w:pPr>
       <w:r>
+        <w:rPr>
+          <w:b w:val="0"/>
+        </w:rPr>
         <w:t>优惠为正数，软件负责扣除；优惠不能超过优惠前订单金额。</w:t>
       </w:r>
     </w:p>
@@ -4440,6 +5017,9 @@
         <w:pStyle w:val="ListBullet"/>
       </w:pPr>
       <w:r>
+        <w:rPr>
+          <w:b w:val="0"/>
+        </w:rPr>
         <w:t>单价和各项费用可以填 0；完全抵扣后总价可以为 0。</w:t>
       </w:r>
     </w:p>
@@ -4448,6 +5028,9 @@
         <w:pStyle w:val="ListBullet"/>
       </w:pPr>
       <w:r>
+        <w:rPr>
+          <w:b w:val="0"/>
+        </w:rPr>
         <w:t>成本高于总价时，利润会显示负数，代表按当前输入计算的亏损。</w:t>
       </w:r>
     </w:p>
@@ -4456,6 +5039,9 @@
         <w:pStyle w:val="ListBullet"/>
       </w:pPr>
       <w:r>
+        <w:rPr>
+          <w:b w:val="0"/>
+        </w:rPr>
         <w:t>修改已收定金订单的金额或比例，会重算“应收定金”和“应收尾款”，软件不会保留此前实收款金额。遇到客户已经实际支付旧定金的情况，请先核对实际款项，当前版不能独立记录调整后的实收差额。</w:t>
       </w:r>
     </w:p>
@@ -4464,6 +5050,9 @@
         <w:pStyle w:val="Heading1"/>
       </w:pPr>
       <w:r>
+        <w:rPr>
+          <w:b w:val="0"/>
+        </w:rPr>
         <w:t>9. 订单状态与收款管理</w:t>
       </w:r>
     </w:p>
@@ -4472,6 +5061,9 @@
         <w:pStyle w:val="Heading2"/>
       </w:pPr>
       <w:r>
+        <w:rPr>
+          <w:b w:val="0"/>
+        </w:rPr>
         <w:t>9.1 六种状态的含义</w:t>
       </w:r>
     </w:p>
@@ -4585,6 +5177,7 @@
             </w:pPr>
             <w:r>
               <w:rPr>
+                <w:b w:val="0"/>
                 <w:sz w:val="18"/>
               </w:rPr>
               <w:t>待付款</w:t>
@@ -4602,6 +5195,7 @@
             </w:pPr>
             <w:r>
               <w:rPr>
+                <w:b w:val="0"/>
                 <w:sz w:val="18"/>
               </w:rPr>
               <w:t>尚未收到付款</w:t>
@@ -4619,6 +5213,7 @@
             </w:pPr>
             <w:r>
               <w:rPr>
+                <w:b w:val="0"/>
                 <w:sz w:val="18"/>
               </w:rPr>
               <w:t>整笔订单总价</w:t>
@@ -4636,6 +5231,7 @@
             </w:pPr>
             <w:r>
               <w:rPr>
+                <w:b w:val="0"/>
                 <w:sz w:val="18"/>
               </w:rPr>
               <w:t>否</w:t>
@@ -4658,6 +5254,7 @@
             </w:pPr>
             <w:r>
               <w:rPr>
+                <w:b w:val="0"/>
                 <w:sz w:val="18"/>
               </w:rPr>
               <w:t>已付定金</w:t>
@@ -4675,6 +5272,7 @@
             </w:pPr>
             <w:r>
               <w:rPr>
+                <w:b w:val="0"/>
                 <w:sz w:val="18"/>
               </w:rPr>
               <w:t>已收到约定的定金</w:t>
@@ -4692,6 +5290,7 @@
             </w:pPr>
             <w:r>
               <w:rPr>
+                <w:b w:val="0"/>
                 <w:sz w:val="18"/>
               </w:rPr>
               <w:t>尾款</w:t>
@@ -4709,6 +5308,7 @@
             </w:pPr>
             <w:r>
               <w:rPr>
+                <w:b w:val="0"/>
                 <w:sz w:val="18"/>
               </w:rPr>
               <w:t>否</w:t>
@@ -4731,6 +5331,7 @@
             </w:pPr>
             <w:r>
               <w:rPr>
+                <w:b w:val="0"/>
                 <w:sz w:val="18"/>
               </w:rPr>
               <w:t>制作中</w:t>
@@ -4748,6 +5349,7 @@
             </w:pPr>
             <w:r>
               <w:rPr>
+                <w:b w:val="0"/>
                 <w:sz w:val="18"/>
               </w:rPr>
               <w:t>默认已收到约定的定金</w:t>
@@ -4765,6 +5367,7 @@
             </w:pPr>
             <w:r>
               <w:rPr>
+                <w:b w:val="0"/>
                 <w:sz w:val="18"/>
               </w:rPr>
               <w:t>尾款</w:t>
@@ -4782,6 +5385,7 @@
             </w:pPr>
             <w:r>
               <w:rPr>
+                <w:b w:val="0"/>
                 <w:sz w:val="18"/>
               </w:rPr>
               <w:t>否</w:t>
@@ -4804,6 +5408,7 @@
             </w:pPr>
             <w:r>
               <w:rPr>
+                <w:b w:val="0"/>
                 <w:sz w:val="18"/>
               </w:rPr>
               <w:t>待收尾款</w:t>
@@ -4821,6 +5426,7 @@
             </w:pPr>
             <w:r>
               <w:rPr>
+                <w:b w:val="0"/>
                 <w:sz w:val="18"/>
               </w:rPr>
               <w:t>默认已收到约定的定金</w:t>
@@ -4838,6 +5444,7 @@
             </w:pPr>
             <w:r>
               <w:rPr>
+                <w:b w:val="0"/>
                 <w:sz w:val="18"/>
               </w:rPr>
               <w:t>尾款</w:t>
@@ -4855,6 +5462,7 @@
             </w:pPr>
             <w:r>
               <w:rPr>
+                <w:b w:val="0"/>
                 <w:sz w:val="18"/>
               </w:rPr>
               <w:t>否</w:t>
@@ -4877,6 +5485,7 @@
             </w:pPr>
             <w:r>
               <w:rPr>
+                <w:b w:val="0"/>
                 <w:sz w:val="18"/>
               </w:rPr>
               <w:t>已完成</w:t>
@@ -4894,6 +5503,7 @@
             </w:pPr>
             <w:r>
               <w:rPr>
+                <w:b w:val="0"/>
                 <w:sz w:val="18"/>
               </w:rPr>
               <w:t>默认已经收全款</w:t>
@@ -4911,6 +5521,7 @@
             </w:pPr>
             <w:r>
               <w:rPr>
+                <w:b w:val="0"/>
                 <w:sz w:val="18"/>
               </w:rPr>
               <w:t>0</w:t>
@@ -4928,6 +5539,7 @@
             </w:pPr>
             <w:r>
               <w:rPr>
+                <w:b w:val="0"/>
                 <w:sz w:val="18"/>
               </w:rPr>
               <w:t>是</w:t>
@@ -4950,6 +5562,7 @@
             </w:pPr>
             <w:r>
               <w:rPr>
+                <w:b w:val="0"/>
                 <w:sz w:val="18"/>
               </w:rPr>
               <w:t>已取消</w:t>
@@ -4967,6 +5580,7 @@
             </w:pPr>
             <w:r>
               <w:rPr>
+                <w:b w:val="0"/>
                 <w:sz w:val="18"/>
               </w:rPr>
               <w:t>退出当前应收与利润统计</w:t>
@@ -4984,6 +5598,7 @@
             </w:pPr>
             <w:r>
               <w:rPr>
+                <w:b w:val="0"/>
                 <w:sz w:val="18"/>
               </w:rPr>
               <w:t>0</w:t>
@@ -5001,6 +5616,7 @@
             </w:pPr>
             <w:r>
               <w:rPr>
+                <w:b w:val="0"/>
                 <w:sz w:val="18"/>
               </w:rPr>
               <w:t>否</w:t>
@@ -5016,11 +5632,17 @@
     </w:p>
     <w:p>
       <w:r>
+        <w:rPr>
+          <w:b w:val="0"/>
+        </w:rPr>
         <w:t>“已完成”不仅影响制作进度，也代表软件认为已经收齐款项。已经制作完成但还没收尾款时，使用“待收尾款”，避免把未到账的钱当作已收款。</w:t>
       </w:r>
     </w:p>
     <w:p>
       <w:r>
+        <w:rPr>
+          <w:b w:val="0"/>
+        </w:rPr>
         <w:t>“制作中”默认已收定金。如果你的订单实际未收定金，不要仅为了标记开始制作就选这个状态，否则首页会少计待收款项。第一版将制作与收款合并为一套状态，无法独立标记“未收定金但制作中”。</w:t>
       </w:r>
     </w:p>
@@ -5029,6 +5651,9 @@
         <w:pStyle w:val="Heading2"/>
       </w:pPr>
       <w:r>
+        <w:rPr>
+          <w:b w:val="0"/>
+        </w:rPr>
         <w:t>9.2 修改订单状态</w:t>
       </w:r>
     </w:p>
@@ -5041,6 +5666,9 @@
         </w:numPr>
       </w:pPr>
       <w:r>
+        <w:rPr>
+          <w:b w:val="0"/>
+        </w:rPr>
         <w:t>在“订单记录”找到订单，点击“详情”。</w:t>
       </w:r>
     </w:p>
@@ -5053,6 +5681,9 @@
         </w:numPr>
       </w:pPr>
       <w:r>
+        <w:rPr>
+          <w:b w:val="0"/>
+        </w:rPr>
         <w:t>在“更新状态”的下拉菜单选择新的状态。</w:t>
       </w:r>
     </w:p>
@@ -5065,6 +5696,9 @@
         </w:numPr>
       </w:pPr>
       <w:r>
+        <w:rPr>
+          <w:b w:val="0"/>
+        </w:rPr>
         <w:t>点击“保存状态”。仅选择状态但未点击保存，不算更新完成。</w:t>
       </w:r>
     </w:p>
@@ -5077,11 +5711,17 @@
         </w:numPr>
       </w:pPr>
       <w:r>
+        <w:rPr>
+          <w:b w:val="0"/>
+        </w:rPr>
         <w:t>返回首页查看变化。</w:t>
       </w:r>
     </w:p>
     <w:p>
       <w:r>
+        <w:rPr>
+          <w:b w:val="0"/>
+        </w:rPr>
         <w:t>在“修改订单”表单中也可选择状态，再点击“保存修改”。状态不强制按顺序流转，选错后可以修改回来。</w:t>
       </w:r>
     </w:p>
@@ -5090,21 +5730,33 @@
         <w:pStyle w:val="Heading2"/>
       </w:pPr>
       <w:r>
+        <w:rPr>
+          <w:b w:val="0"/>
+        </w:rPr>
         <w:t>9.3 推荐的正常流程</w:t>
       </w:r>
     </w:p>
     <w:p>
       <w:r>
+        <w:rPr>
+          <w:b w:val="0"/>
+        </w:rPr>
         <w:t>待付款 → 已付定金 → 制作中 → 待收尾款 → 已完成。</w:t>
       </w:r>
     </w:p>
     <w:p>
       <w:r>
+        <w:rPr>
+          <w:b w:val="0"/>
+        </w:rPr>
         <w:t>不收定金的订单，可以根据实际收款情况调整流程；由于制作中仍按“已收到约定定金”处理，定金比例为 0% 时，制作中的剩余应收依然是全部总价。</w:t>
       </w:r>
     </w:p>
     <w:p>
       <w:r>
+        <w:rPr>
+          <w:b w:val="0"/>
+        </w:rPr>
         <w:t>取消订单建议保留记录并设为“已取消”，便于将来查询沟通历史。软件不会执行退款，也不会跟踪已取消订单的定金保留、退款或损失。</w:t>
       </w:r>
     </w:p>
@@ -5113,6 +5765,9 @@
         <w:pStyle w:val="Heading1"/>
       </w:pPr>
       <w:r>
+        <w:rPr>
+          <w:b w:val="0"/>
+        </w:rPr>
         <w:t>10. 查找、修改、删除订单</w:t>
       </w:r>
     </w:p>
@@ -5121,6 +5776,9 @@
         <w:pStyle w:val="Heading2"/>
       </w:pPr>
       <w:r>
+        <w:rPr>
+          <w:b w:val="0"/>
+        </w:rPr>
         <w:t>10.1 搜索订单</w:t>
       </w:r>
     </w:p>
@@ -5133,6 +5791,9 @@
         </w:numPr>
       </w:pPr>
       <w:r>
+        <w:rPr>
+          <w:b w:val="0"/>
+        </w:rPr>
         <w:t>打开“订单记录”。</w:t>
       </w:r>
     </w:p>
@@ -5145,6 +5806,9 @@
         </w:numPr>
       </w:pPr>
       <w:r>
+        <w:rPr>
+          <w:b w:val="0"/>
+        </w:rPr>
         <w:t>在搜索框中输入客户昵称、项目名称或订单备注里的关键词。</w:t>
       </w:r>
     </w:p>
@@ -5157,6 +5821,9 @@
         </w:numPr>
       </w:pPr>
       <w:r>
+        <w:rPr>
+          <w:b w:val="0"/>
+        </w:rPr>
         <w:t>列表会随输入变化，只显示匹配的订单。</w:t>
       </w:r>
     </w:p>
@@ -5169,11 +5836,17 @@
         </w:numPr>
       </w:pPr>
       <w:r>
+        <w:rPr>
+          <w:b w:val="0"/>
+        </w:rPr>
         <w:t>清空关键词，或使用无匹配结果页面的“清空筛选”，恢复查看。</w:t>
       </w:r>
     </w:p>
     <w:p>
       <w:r>
+        <w:rPr>
+          <w:b w:val="0"/>
+        </w:rPr>
         <w:t>当前订单搜索不按联系方式、金额或日期查询。</w:t>
       </w:r>
     </w:p>
@@ -5182,16 +5855,25 @@
         <w:pStyle w:val="Heading2"/>
       </w:pPr>
       <w:r>
+        <w:rPr>
+          <w:b w:val="0"/>
+        </w:rPr>
         <w:t>10.2 按状态筛选</w:t>
       </w:r>
     </w:p>
     <w:p>
       <w:r>
+        <w:rPr>
+          <w:b w:val="0"/>
+        </w:rPr>
         <w:t>在“全部状态”下拉菜单中选择待付款、制作中等状态。可以同时使用关键词和状态筛选。</w:t>
       </w:r>
     </w:p>
     <w:p>
       <w:r>
+        <w:rPr>
+          <w:b w:val="0"/>
+        </w:rPr>
         <w:t>例如搜索“小林”，再选“待收尾款”，就能查看这个昵称下等待收尾款的订单。</w:t>
       </w:r>
     </w:p>
@@ -5200,16 +5882,25 @@
         <w:pStyle w:val="Heading2"/>
       </w:pPr>
       <w:r>
+        <w:rPr>
+          <w:b w:val="0"/>
+        </w:rPr>
         <w:t>10.3 查看订单详情</w:t>
       </w:r>
     </w:p>
     <w:p>
       <w:r>
+        <w:rPr>
+          <w:b w:val="0"/>
+        </w:rPr>
         <w:t>点击订单右侧“详情”，查看客户、联系方式、商品数量、单价、各项费用、定金尾款、成本和利润。</w:t>
       </w:r>
     </w:p>
     <w:p>
       <w:r>
+        <w:rPr>
+          <w:b w:val="0"/>
+        </w:rPr>
         <w:t>详情窗口含内部成本与利润，给客户看时请使用“生成报价单”，不要直接发送详情窗口截图。</w:t>
       </w:r>
     </w:p>
@@ -5218,6 +5909,9 @@
         <w:pStyle w:val="Heading2"/>
       </w:pPr>
       <w:r>
+        <w:rPr>
+          <w:b w:val="0"/>
+        </w:rPr>
         <w:t>10.4 修改订单</w:t>
       </w:r>
     </w:p>
@@ -5230,6 +5924,9 @@
         </w:numPr>
       </w:pPr>
       <w:r>
+        <w:rPr>
+          <w:b w:val="0"/>
+        </w:rPr>
         <w:t>打开订单详情，点击“修改订单”。</w:t>
       </w:r>
     </w:p>
@@ -5242,6 +5939,9 @@
         </w:numPr>
       </w:pPr>
       <w:r>
+        <w:rPr>
+          <w:b w:val="0"/>
+        </w:rPr>
         <w:t>调整客户、项目、数量、金额、状态或备注。</w:t>
       </w:r>
     </w:p>
@@ -5254,6 +5954,9 @@
         </w:numPr>
       </w:pPr>
       <w:r>
+        <w:rPr>
+          <w:b w:val="0"/>
+        </w:rPr>
         <w:t>核对下方实时计算结果。</w:t>
       </w:r>
     </w:p>
@@ -5266,21 +5969,33 @@
         </w:numPr>
       </w:pPr>
       <w:r>
+        <w:rPr>
+          <w:b w:val="0"/>
+        </w:rPr>
         <w:t>点击“保存修改”。</w:t>
       </w:r>
     </w:p>
     <w:p>
       <w:r>
+        <w:rPr>
+          <w:b w:val="0"/>
+        </w:rPr>
         <w:t>修改后，订单记录、客户历史和首页统计都会同步更新。订单的创建日期保持不变，更新日期会变化。</w:t>
       </w:r>
     </w:p>
     <w:p>
       <w:r>
+        <w:rPr>
+          <w:b w:val="0"/>
+        </w:rPr>
         <w:t>如果改了客户昵称，订单会按新昵称重新归入客户历史。旧客户分组中没有其他订单时，会从客户历史列表中消失。</w:t>
       </w:r>
     </w:p>
     <w:p>
       <w:r>
+        <w:rPr>
+          <w:b w:val="0"/>
+        </w:rPr>
         <w:t>已发给客户的图片或 PDF 不会自动更新；改价后请重新生成报价单，再通知客户以哪份为准。</w:t>
       </w:r>
     </w:p>
@@ -5289,6 +6004,9 @@
         <w:pStyle w:val="Heading2"/>
       </w:pPr>
       <w:r>
+        <w:rPr>
+          <w:b w:val="0"/>
+        </w:rPr>
         <w:t>10.5 删除订单</w:t>
       </w:r>
     </w:p>
@@ -5301,6 +6019,9 @@
         </w:numPr>
       </w:pPr>
       <w:r>
+        <w:rPr>
+          <w:b w:val="0"/>
+        </w:rPr>
         <w:t>打开订单详情，点击“删除订单”。</w:t>
       </w:r>
     </w:p>
@@ -5313,6 +6034,9 @@
         </w:numPr>
       </w:pPr>
       <w:r>
+        <w:rPr>
+          <w:b w:val="0"/>
+        </w:rPr>
         <w:t>阅读确认提示，确认需要删除后点击“删除订单”。</w:t>
       </w:r>
     </w:p>
@@ -5325,11 +6049,17 @@
         </w:numPr>
       </w:pPr>
       <w:r>
+        <w:rPr>
+          <w:b w:val="0"/>
+        </w:rPr>
         <w:t>订单会从列表和客户历史中移除，统计也会重新计算。</w:t>
       </w:r>
     </w:p>
     <w:p>
       <w:r>
+        <w:rPr>
+          <w:b w:val="0"/>
+        </w:rPr>
         <w:t>删除没有回收站或单笔撤销按钮。需要找回时，只能使用包含该订单的旧备份恢复全部数据；旧备份会覆盖当前数据，所以删除前建议先导出备份。</w:t>
       </w:r>
     </w:p>
@@ -5338,6 +6068,9 @@
         <w:pStyle w:val="Heading1"/>
       </w:pPr>
       <w:r>
+        <w:rPr>
+          <w:b w:val="0"/>
+        </w:rPr>
         <w:t>11. 老客户再次下单与历史报价</w:t>
       </w:r>
     </w:p>
@@ -5346,6 +6079,9 @@
         <w:pStyle w:val="Heading2"/>
       </w:pPr>
       <w:r>
+        <w:rPr>
+          <w:b w:val="0"/>
+        </w:rPr>
         <w:t>11.1 查看客户以前的价格</w:t>
       </w:r>
     </w:p>
@@ -5358,6 +6094,9 @@
         </w:numPr>
       </w:pPr>
       <w:r>
+        <w:rPr>
+          <w:b w:val="0"/>
+        </w:rPr>
         <w:t>打开“客户历史”。</w:t>
       </w:r>
     </w:p>
@@ -5370,6 +6109,9 @@
         </w:numPr>
       </w:pPr>
       <w:r>
+        <w:rPr>
+          <w:b w:val="0"/>
+        </w:rPr>
         <w:t>在搜索框中输入客户昵称或昵称的一部分。</w:t>
       </w:r>
     </w:p>
@@ -5382,6 +6124,9 @@
         </w:numPr>
       </w:pPr>
       <w:r>
+        <w:rPr>
+          <w:b w:val="0"/>
+        </w:rPr>
         <w:t>找到客户分组，查看历次下单日期、商品 / 服务、历史单价、数量、总价、优惠和状态。</w:t>
       </w:r>
     </w:p>
@@ -5394,11 +6139,17 @@
         </w:numPr>
       </w:pPr>
       <w:r>
+        <w:rPr>
+          <w:b w:val="0"/>
+        </w:rPr>
         <w:t>点击某笔订单的“详情”，查看完整内容；也可点击“报价单”生成该笔订单当前保存的报价。</w:t>
       </w:r>
     </w:p>
     <w:p>
       <w:r>
+        <w:rPr>
+          <w:b w:val="0"/>
+        </w:rPr>
         <w:t>历史列表包含已取消订单。它反映目前保存的订单内容，不是不可更改的历史版本存档；编辑旧订单后，历史展示也会变化。</w:t>
       </w:r>
     </w:p>
@@ -5407,11 +6158,17 @@
         <w:pStyle w:val="Heading2"/>
       </w:pPr>
       <w:r>
+        <w:rPr>
+          <w:b w:val="0"/>
+        </w:rPr>
         <w:t>11.2 再次开单</w:t>
       </w:r>
     </w:p>
     <w:p>
       <w:r>
+        <w:rPr>
+          <w:b w:val="0"/>
+        </w:rPr>
         <w:t>在客户分组右侧点击“再次开单”，软件会带入客户昵称和联系方式。</w:t>
       </w:r>
     </w:p>
@@ -5423,11 +6180,17 @@
         <w:t>“再次开单”不会自动复制上一次的项目、价格和费用。</w:t>
       </w:r>
       <w:r>
+        <w:rPr>
+          <w:b w:val="0"/>
+        </w:rPr>
         <w:t>你需要选择价格库或填写新的订单内容，再参考历史报价决定是否沿用老价格。</w:t>
       </w:r>
     </w:p>
     <w:p>
       <w:r>
+        <w:rPr>
+          <w:b w:val="0"/>
+        </w:rPr>
         <w:t>新建订单时，如果填写的昵称与旧订单完全一致，表单会提示已有历史订单和最近报价，便于核对。</w:t>
       </w:r>
     </w:p>
@@ -5436,6 +6199,9 @@
         <w:pStyle w:val="Heading1"/>
       </w:pPr>
       <w:r>
+        <w:rPr>
+          <w:b w:val="0"/>
+        </w:rPr>
         <w:t>12. 生成、保存、发送报价单</w:t>
       </w:r>
     </w:p>
@@ -5444,11 +6210,17 @@
         <w:pStyle w:val="Heading2"/>
       </w:pPr>
       <w:r>
+        <w:rPr>
+          <w:b w:val="0"/>
+        </w:rPr>
         <w:t>12.1 打开报价单</w:t>
       </w:r>
     </w:p>
     <w:p>
       <w:r>
+        <w:rPr>
+          <w:b w:val="0"/>
+        </w:rPr>
         <w:t>先保存订单，再使用以下任一入口：</w:t>
       </w:r>
     </w:p>
@@ -5457,6 +6229,9 @@
         <w:pStyle w:val="ListBullet"/>
       </w:pPr>
       <w:r>
+        <w:rPr>
+          <w:b w:val="0"/>
+        </w:rPr>
         <w:t>订单列表右侧点击“报价单”。</w:t>
       </w:r>
     </w:p>
@@ -5465,21 +6240,33 @@
         <w:pStyle w:val="ListBullet"/>
       </w:pPr>
       <w:r>
+        <w:rPr>
+          <w:b w:val="0"/>
+        </w:rPr>
         <w:t>订单详情点击“生成报价单”。</w:t>
       </w:r>
     </w:p>
     <w:p>
       <w:r>
+        <w:rPr>
+          <w:b w:val="0"/>
+        </w:rPr>
         <w:t>报价单是专门给客户看的页面，包含客户昵称、项目名称、数量、单价、商品金额、优惠、运费、加急费、其他费用、总价、定金、尾款、备注、报价日期和编号。</w:t>
       </w:r>
     </w:p>
     <w:p>
       <w:r>
+        <w:rPr>
+          <w:b w:val="0"/>
+        </w:rPr>
         <w:t>不会单独显示单位成本、其他成本、总成本、利润、联系方式、内部价格库备注或订单状态。但你主动写进订单备注的内容会显示，因此发送前仍需检查。</w:t>
       </w:r>
     </w:p>
     <w:p>
       <w:r>
+        <w:rPr>
+          <w:b w:val="0"/>
+        </w:rPr>
         <w:t>报价单显示“报价日期”，当前取自订单创建日期；修改订单后不会自动变成修改当天的日期。编号用于识别订单，不是发票编号。报价单展示约定金额，不是付款凭证。</w:t>
       </w:r>
     </w:p>
@@ -5488,6 +6275,9 @@
         <w:pStyle w:val="Heading2"/>
       </w:pPr>
       <w:r>
+        <w:rPr>
+          <w:b w:val="0"/>
+        </w:rPr>
         <w:t>12.2 保存图片</w:t>
       </w:r>
     </w:p>
@@ -5500,6 +6290,9 @@
         </w:numPr>
       </w:pPr>
       <w:r>
+        <w:rPr>
+          <w:b w:val="0"/>
+        </w:rPr>
         <w:t>在报价单顶部点击“保存图片”。</w:t>
       </w:r>
     </w:p>
@@ -5512,6 +6305,9 @@
         </w:numPr>
       </w:pPr>
       <w:r>
+        <w:rPr>
+          <w:b w:val="0"/>
+        </w:rPr>
         <w:t>等待生成完成，浏览器会下载 PNG 图片。</w:t>
       </w:r>
     </w:p>
@@ -5524,15 +6320,22 @@
         </w:numPr>
       </w:pPr>
       <w:r>
+        <w:rPr>
+          <w:b w:val="0"/>
+        </w:rPr>
         <w:t xml:space="preserve">电脑在下载文件夹中查找以“小单报价”开头的 </w:t>
       </w:r>
       <w:r>
         <w:rPr>
+          <w:b w:val="0"/>
           <w:color w:val="34634B"/>
         </w:rPr>
         <w:t>.png</w:t>
       </w:r>
       <w:r>
+        <w:rPr>
+          <w:b w:val="0"/>
+        </w:rPr>
         <w:t xml:space="preserve"> 文件。</w:t>
       </w:r>
     </w:p>
@@ -5545,6 +6348,9 @@
         </w:numPr>
       </w:pPr>
       <w:r>
+        <w:rPr>
+          <w:b w:val="0"/>
+        </w:rPr>
         <w:t>iPad 可在 Safari 的下载入口或“文件”App 中查找下载文件；保存位置取决于 Safari 下载设置。</w:t>
       </w:r>
     </w:p>
@@ -5557,11 +6363,17 @@
         </w:numPr>
       </w:pPr>
       <w:r>
+        <w:rPr>
+          <w:b w:val="0"/>
+        </w:rPr>
         <w:t>打开图片，核对金额和备注后，通过微信等平台发送给客户。</w:t>
       </w:r>
     </w:p>
     <w:p>
       <w:r>
+        <w:rPr>
+          <w:b w:val="0"/>
+        </w:rPr>
         <w:t>iPad 如需保存到“照片”，可以打开图片后点系统“分享”，在系统提供该选项时选择“存储图像”。保存图片按钮通常是下载文件，不等于自动进入相册。</w:t>
       </w:r>
     </w:p>
@@ -5570,11 +6382,17 @@
         <w:pStyle w:val="Heading2"/>
       </w:pPr>
       <w:r>
+        <w:rPr>
+          <w:b w:val="0"/>
+        </w:rPr>
         <w:t>12.3 打印或导出 PDF</w:t>
       </w:r>
     </w:p>
     <w:p>
       <w:r>
+        <w:rPr>
+          <w:b w:val="0"/>
+        </w:rPr>
         <w:t>电脑操作：</w:t>
       </w:r>
     </w:p>
@@ -5587,6 +6405,9 @@
         </w:numPr>
       </w:pPr>
       <w:r>
+        <w:rPr>
+          <w:b w:val="0"/>
+        </w:rPr>
         <w:t>点击“打印 / 导出 PDF”。</w:t>
       </w:r>
     </w:p>
@@ -5599,6 +6420,9 @@
         </w:numPr>
       </w:pPr>
       <w:r>
+        <w:rPr>
+          <w:b w:val="0"/>
+        </w:rPr>
         <w:t>在浏览器打印窗口中，目标选择“另存为 PDF”或系统提供的 PDF 保存选项。</w:t>
       </w:r>
     </w:p>
@@ -5611,6 +6435,9 @@
         </w:numPr>
       </w:pPr>
       <w:r>
+        <w:rPr>
+          <w:b w:val="0"/>
+        </w:rPr>
         <w:t>建议关闭“页眉和页脚”，避免输出网页地址或本地文件路径。</w:t>
       </w:r>
     </w:p>
@@ -5623,11 +6450,17 @@
         </w:numPr>
       </w:pPr>
       <w:r>
+        <w:rPr>
+          <w:b w:val="0"/>
+        </w:rPr>
         <w:t>查看预览，选择保存位置，点击保存。需要纸质报价时选择打印机。</w:t>
       </w:r>
     </w:p>
     <w:p>
       <w:r>
+        <w:rPr>
+          <w:b w:val="0"/>
+        </w:rPr>
         <w:t>iPad 操作：</w:t>
       </w:r>
     </w:p>
@@ -5640,6 +6473,9 @@
         </w:numPr>
       </w:pPr>
       <w:r>
+        <w:rPr>
+          <w:b w:val="0"/>
+        </w:rPr>
         <w:t>点击“打印 / 导出 PDF”，打开系统打印界面。</w:t>
       </w:r>
     </w:p>
@@ -5652,6 +6488,9 @@
         </w:numPr>
       </w:pPr>
       <w:r>
+        <w:rPr>
+          <w:b w:val="0"/>
+        </w:rPr>
         <w:t>需要实体打印时，选择支持的打印机。</w:t>
       </w:r>
     </w:p>
@@ -5664,6 +6503,9 @@
         </w:numPr>
       </w:pPr>
       <w:r>
+        <w:rPr>
+          <w:b w:val="0"/>
+        </w:rPr>
         <w:t>如果系统允许，可展开打印预览页面，再通过“分享”保存到“文件”或发送 PDF。</w:t>
       </w:r>
     </w:p>
@@ -5676,11 +6518,17 @@
         </w:numPr>
       </w:pPr>
       <w:r>
+        <w:rPr>
+          <w:b w:val="0"/>
+        </w:rPr>
         <w:t>iPadOS 版本和打印界面可能不同；没有找到 PDF 保存入口时，优先使用“保存图片”发送报价。</w:t>
       </w:r>
     </w:p>
     <w:p>
       <w:r>
+        <w:rPr>
+          <w:b w:val="0"/>
+        </w:rPr>
         <w:t>特别长的备注可能不适合单张图片，软件会提示改用打印 / PDF。</w:t>
       </w:r>
     </w:p>
@@ -5689,6 +6537,9 @@
         <w:pStyle w:val="Heading2"/>
       </w:pPr>
       <w:r>
+        <w:rPr>
+          <w:b w:val="0"/>
+        </w:rPr>
         <w:t>12.4 一段可复制的客户消息</w:t>
       </w:r>
     </w:p>
@@ -5698,11 +6549,17 @@
         <w:ind w:left="340"/>
       </w:pPr>
       <w:r>
+        <w:rPr>
+          <w:b w:val="0"/>
+        </w:rPr>
         <w:t>你好，这是本次订单的报价单。总价 324 元，定金 97.20 元，尾款 226.80 元。项目范围和交付说明见图片备注，请确认后回复我。</w:t>
       </w:r>
     </w:p>
     <w:p>
       <w:r>
+        <w:rPr>
+          <w:b w:val="0"/>
+        </w:rPr>
         <w:t>这段是第 8 节示例消息，实际发送时按你自己的订单金额调整。软件不代收款、不检测到账，也不会自动把消息发给客户。</w:t>
       </w:r>
     </w:p>
@@ -5711,6 +6568,9 @@
         <w:pStyle w:val="Heading1"/>
       </w:pPr>
       <w:r>
+        <w:rPr>
+          <w:b w:val="0"/>
+        </w:rPr>
         <w:t>13. 导出订单 CSV，用 Excel 查看</w:t>
       </w:r>
     </w:p>
@@ -5719,6 +6579,9 @@
         <w:pStyle w:val="Heading2"/>
       </w:pPr>
       <w:r>
+        <w:rPr>
+          <w:b w:val="0"/>
+        </w:rPr>
         <w:t>13.1 导出方法</w:t>
       </w:r>
     </w:p>
@@ -5731,6 +6594,9 @@
         </w:numPr>
       </w:pPr>
       <w:r>
+        <w:rPr>
+          <w:b w:val="0"/>
+        </w:rPr>
         <w:t>打开“备份与导出”。</w:t>
       </w:r>
     </w:p>
@@ -5743,6 +6609,9 @@
         </w:numPr>
       </w:pPr>
       <w:r>
+        <w:rPr>
+          <w:b w:val="0"/>
+        </w:rPr>
         <w:t>找到“订单导出到 Excel”，点击“导出订单 CSV”。</w:t>
       </w:r>
     </w:p>
@@ -5755,15 +6624,22 @@
         </w:numPr>
       </w:pPr>
       <w:r>
+        <w:rPr>
+          <w:b w:val="0"/>
+        </w:rPr>
         <w:t xml:space="preserve">在下载位置找到以“小单全部订单”开头的 </w:t>
       </w:r>
       <w:r>
         <w:rPr>
+          <w:b w:val="0"/>
           <w:color w:val="34634B"/>
         </w:rPr>
         <w:t>.csv</w:t>
       </w:r>
       <w:r>
+        <w:rPr>
+          <w:b w:val="0"/>
+        </w:rPr>
         <w:t xml:space="preserve"> 文件。</w:t>
       </w:r>
     </w:p>
@@ -5776,21 +6652,33 @@
         </w:numPr>
       </w:pPr>
       <w:r>
+        <w:rPr>
+          <w:b w:val="0"/>
+        </w:rPr>
         <w:t>用 Excel、WPS 或支持 CSV 的表格工具打开。</w:t>
       </w:r>
     </w:p>
     <w:p>
       <w:r>
+        <w:rPr>
+          <w:b w:val="0"/>
+        </w:rPr>
         <w:t>导出包含全部订单，包括已完成和已取消订单，不受订单页面当前搜索或状态筛选影响。</w:t>
       </w:r>
     </w:p>
     <w:p>
       <w:r>
+        <w:rPr>
+          <w:b w:val="0"/>
+        </w:rPr>
         <w:t>主要列包括：订单编号、创建时间、客户昵称、联系方式、项目名称、状态、数量、单价、单位成本、商品金额、运费、加急费、其他费用、其他成本、优惠、定金比例、总价、定金、尾款、总成本、利润和备注。</w:t>
       </w:r>
     </w:p>
     <w:p>
       <w:r>
+        <w:rPr>
+          <w:b w:val="0"/>
+        </w:rPr>
         <w:t>CSV 中每笔订单的利润是计算值，包括未完成和已取消订单；如果要与首页总利润一致，需在表格中筛选“已完成”后求和。CSV 的定金和尾款列是约定金额，不是银行流水或实际已收金额。</w:t>
       </w:r>
     </w:p>
@@ -5799,11 +6687,17 @@
         <w:pStyle w:val="Heading2"/>
       </w:pPr>
       <w:r>
+        <w:rPr>
+          <w:b w:val="0"/>
+        </w:rPr>
         <w:t>13.2 Excel 中文或分列不正常怎么办</w:t>
       </w:r>
     </w:p>
     <w:p>
       <w:r>
+        <w:rPr>
+          <w:b w:val="0"/>
+        </w:rPr>
         <w:t>文件已使用适合中文的 UTF-8 编码。如果双击打开后乱码或全部内容挤在一列：</w:t>
       </w:r>
     </w:p>
@@ -5816,6 +6710,9 @@
         </w:numPr>
       </w:pPr>
       <w:r>
+        <w:rPr>
+          <w:b w:val="0"/>
+        </w:rPr>
         <w:t>在 Excel 选择“数据 → 从文本 / CSV”，或对应版本的导入菜单。</w:t>
       </w:r>
     </w:p>
@@ -5828,6 +6725,9 @@
         </w:numPr>
       </w:pPr>
       <w:r>
+        <w:rPr>
+          <w:b w:val="0"/>
+        </w:rPr>
         <w:t>选择导出的文件。</w:t>
       </w:r>
     </w:p>
@@ -5840,6 +6740,9 @@
         </w:numPr>
       </w:pPr>
       <w:r>
+        <w:rPr>
+          <w:b w:val="0"/>
+        </w:rPr>
         <w:t>编码选择 UTF-8，分隔符选择逗号。</w:t>
       </w:r>
     </w:p>
@@ -5852,11 +6755,17 @@
         </w:numPr>
       </w:pPr>
       <w:r>
+        <w:rPr>
+          <w:b w:val="0"/>
+        </w:rPr>
         <w:t>查看预览正常后导入。</w:t>
       </w:r>
     </w:p>
     <w:p>
       <w:r>
+        <w:rPr>
+          <w:b w:val="0"/>
+        </w:rPr>
         <w:t>部分联系方式、昵称如果以加号等字符开头，可能出现文本保护前缀，这是防止表格把文本当公式执行。用于阅读账目即可。</w:t>
       </w:r>
     </w:p>
@@ -5873,6 +6782,9 @@
         <w:pStyle w:val="Heading1"/>
       </w:pPr>
       <w:r>
+        <w:rPr>
+          <w:b w:val="0"/>
+        </w:rPr>
         <w:t>14. 备份全部数据与恢复</w:t>
       </w:r>
     </w:p>
@@ -5881,16 +6793,25 @@
         <w:pStyle w:val="Heading2"/>
       </w:pPr>
       <w:r>
+        <w:rPr>
+          <w:b w:val="0"/>
+        </w:rPr>
         <w:t>14.1 为什么需要备份</w:t>
       </w:r>
     </w:p>
     <w:p>
       <w:r>
+        <w:rPr>
+          <w:b w:val="0"/>
+        </w:rPr>
         <w:t>订单保存在浏览器，不是保存在软件 HTML 文件或 GitHub 仓库里。重新下载软件、重新打开网址、重新登录 GitHub，都不能从网上找回已经丢失的本地订单。</w:t>
       </w:r>
     </w:p>
     <w:p>
       <w:r>
+        <w:rPr>
+          <w:b w:val="0"/>
+        </w:rPr>
         <w:t>清理网站数据、换设备、换浏览器、卸载浏览器、部分系统存储清理等，可能让本地数据消失。建议每次处理完订单后导出一次备份，重要修改和删除前也先备份。</w:t>
       </w:r>
     </w:p>
@@ -5899,6 +6820,9 @@
         <w:pStyle w:val="Heading2"/>
       </w:pPr>
       <w:r>
+        <w:rPr>
+          <w:b w:val="0"/>
+        </w:rPr>
         <w:t>14.2 导出全部数据</w:t>
       </w:r>
     </w:p>
@@ -5911,6 +6835,9 @@
         </w:numPr>
       </w:pPr>
       <w:r>
+        <w:rPr>
+          <w:b w:val="0"/>
+        </w:rPr>
         <w:t>打开“备份与导出”。</w:t>
       </w:r>
     </w:p>
@@ -5923,6 +6850,9 @@
         </w:numPr>
       </w:pPr>
       <w:r>
+        <w:rPr>
+          <w:b w:val="0"/>
+        </w:rPr>
         <w:t>点击“导出备份文件”。</w:t>
       </w:r>
     </w:p>
@@ -5935,15 +6865,22 @@
         </w:numPr>
       </w:pPr>
       <w:r>
+        <w:rPr>
+          <w:b w:val="0"/>
+        </w:rPr>
         <w:t xml:space="preserve">等待下载完成，找到以“小单数据备份”开头、后缀为 </w:t>
       </w:r>
       <w:r>
         <w:rPr>
+          <w:b w:val="0"/>
           <w:color w:val="34634B"/>
         </w:rPr>
         <w:t>.json</w:t>
       </w:r>
       <w:r>
+        <w:rPr>
+          <w:b w:val="0"/>
+        </w:rPr>
         <w:t xml:space="preserve"> 的文件。</w:t>
       </w:r>
     </w:p>
@@ -5956,21 +6893,33 @@
         </w:numPr>
       </w:pPr>
       <w:r>
+        <w:rPr>
+          <w:b w:val="0"/>
+        </w:rPr>
         <w:t>把它保存到安全位置，并确认文件实际存在。</w:t>
       </w:r>
     </w:p>
     <w:p>
       <w:r>
+        <w:rPr>
+          <w:b w:val="0"/>
+        </w:rPr>
         <w:t>电脑可存到专用备份文件夹、移动硬盘或自己选择的网盘。iPad 可使用“文件”App，在“下载项”中找到文件，再移动到便于查找的文件夹或 iCloud 云盘。使用 iCloud 等同步的是你手动导出的备份文件，不代表软件会自动同步订单。</w:t>
       </w:r>
     </w:p>
     <w:p>
       <w:r>
+        <w:rPr>
+          <w:b w:val="0"/>
+        </w:rPr>
         <w:t>JSON 备份包含全部订单和价格库，也包含客户联系方式、成本和利润。可以按“日期 + 记录用途”整理备份，保留多个版本，例如“接单备份 / 2026-10-07 收工后”。不需要修改文件内容，也不需要学习 JSON。</w:t>
       </w:r>
     </w:p>
     <w:p>
       <w:r>
+        <w:rPr>
+          <w:b w:val="0"/>
+        </w:rPr>
         <w:t>软件显示“上次导出”时间，只表示进行过导出操作；请另外确认下载完成并放在可找回的位置。</w:t>
       </w:r>
     </w:p>
@@ -5979,6 +6928,9 @@
         <w:pStyle w:val="Heading2"/>
       </w:pPr>
       <w:r>
+        <w:rPr>
+          <w:b w:val="0"/>
+        </w:rPr>
         <w:t>14.3 导入备份恢复</w:t>
       </w:r>
     </w:p>
@@ -5991,6 +6943,9 @@
         </w:numPr>
       </w:pPr>
       <w:r>
+        <w:rPr>
+          <w:b w:val="0"/>
+        </w:rPr>
         <w:t>如果当前设备已经有订单，先导出一份当前数据备份。</w:t>
       </w:r>
     </w:p>
@@ -6003,6 +6958,9 @@
         </w:numPr>
       </w:pPr>
       <w:r>
+        <w:rPr>
+          <w:b w:val="0"/>
+        </w:rPr>
         <w:t>点击“选择备份文件”。</w:t>
       </w:r>
     </w:p>
@@ -6015,15 +6973,22 @@
         </w:numPr>
       </w:pPr>
       <w:r>
+        <w:rPr>
+          <w:b w:val="0"/>
+        </w:rPr>
         <w:t xml:space="preserve">在电脑或 iPad 文件选择器中，选中之前导出的 </w:t>
       </w:r>
       <w:r>
         <w:rPr>
+          <w:b w:val="0"/>
           <w:color w:val="34634B"/>
         </w:rPr>
         <w:t>.json</w:t>
       </w:r>
       <w:r>
+        <w:rPr>
+          <w:b w:val="0"/>
+        </w:rPr>
         <w:t xml:space="preserve"> 文件。</w:t>
       </w:r>
     </w:p>
@@ -6036,6 +7001,9 @@
         </w:numPr>
       </w:pPr>
       <w:r>
+        <w:rPr>
+          <w:b w:val="0"/>
+        </w:rPr>
         <w:t>软件会检查文件，并显示将导入的订单、价格库数量。</w:t>
       </w:r>
     </w:p>
@@ -6048,6 +7016,9 @@
         </w:numPr>
       </w:pPr>
       <w:r>
+        <w:rPr>
+          <w:b w:val="0"/>
+        </w:rPr>
         <w:t>核对数量和文件来源，点击“确认恢复”。</w:t>
       </w:r>
     </w:p>
@@ -6060,6 +7031,9 @@
         </w:numPr>
       </w:pPr>
       <w:r>
+        <w:rPr>
+          <w:b w:val="0"/>
+        </w:rPr>
         <w:t>看到“备份已恢复”提示后，到订单、价格库和首页检查结果。</w:t>
       </w:r>
     </w:p>
@@ -6071,11 +7045,17 @@
         <w:t>导入是整体替换，不是追加或合并。</w:t>
       </w:r>
       <w:r>
+        <w:rPr>
+          <w:b w:val="0"/>
+        </w:rPr>
         <w:t>例如当前有 10 笔订单，旧备份只有 8 笔，恢复后会变成旧备份里的 8 笔，当前多出的两笔不会自动保留。</w:t>
       </w:r>
     </w:p>
     <w:p>
       <w:r>
+        <w:rPr>
+          <w:b w:val="0"/>
+        </w:rPr>
         <w:t>若按“取消”，不替换当前数据。不是本软件备份、文件损坏或数据字段不正确时，软件会拒绝导入，原数据不会被替换。</w:t>
       </w:r>
     </w:p>
@@ -6084,21 +7064,33 @@
         <w:pStyle w:val="Heading2"/>
       </w:pPr>
       <w:r>
+        <w:rPr>
+          <w:b w:val="0"/>
+        </w:rPr>
         <w:t>14.4 导入前的恢复副本</w:t>
       </w:r>
     </w:p>
     <w:p>
       <w:r>
+        <w:rPr>
+          <w:b w:val="0"/>
+        </w:rPr>
         <w:t>如果浏览器已有保存的数据，导入前会在本地保留一份原数据恢复副本。在“备份与导出”中可下载“上一次导入前的恢复副本”。</w:t>
       </w:r>
     </w:p>
     <w:p>
       <w:r>
+        <w:rPr>
+          <w:b w:val="0"/>
+        </w:rPr>
         <w:t>选错备份并完成恢复后，可以下载这个副本，再把副本导入恢复。恢复前先导出当前状态，便于保留两份数据。</w:t>
       </w:r>
     </w:p>
     <w:p>
       <w:r>
+        <w:rPr>
+          <w:b w:val="0"/>
+        </w:rPr>
         <w:t>恢复副本只保留最近一次导入前的数据，下一次导入可能覆盖它；它也保存在浏览器中，清理网站数据时可能一起丢失。因此它不能代替你独立下载并保管的备份文件。</w:t>
       </w:r>
     </w:p>
@@ -6107,11 +7099,17 @@
         <w:pStyle w:val="Heading1"/>
       </w:pPr>
       <w:r>
+        <w:rPr>
+          <w:b w:val="0"/>
+        </w:rPr>
         <w:t>15. 换设备、换浏览器、换使用入口</w:t>
       </w:r>
     </w:p>
     <w:p>
       <w:r>
+        <w:rPr>
+          <w:b w:val="0"/>
+        </w:rPr>
         <w:t>迁移的基本步骤始终是：旧入口导出备份 → 保存或传输 JSON 文件 → 新入口导入备份。</w:t>
       </w:r>
     </w:p>
@@ -6120,6 +7118,9 @@
         <w:pStyle w:val="Heading2"/>
       </w:pPr>
       <w:r>
+        <w:rPr>
+          <w:b w:val="0"/>
+        </w:rPr>
         <w:t>15.1 从 iPad 换到电脑</w:t>
       </w:r>
     </w:p>
@@ -6132,6 +7133,9 @@
         </w:numPr>
       </w:pPr>
       <w:r>
+        <w:rPr>
+          <w:b w:val="0"/>
+        </w:rPr>
         <w:t>在 iPad 旧入口导出 JSON 备份。</w:t>
       </w:r>
     </w:p>
@@ -6144,6 +7148,9 @@
         </w:numPr>
       </w:pPr>
       <w:r>
+        <w:rPr>
+          <w:b w:val="0"/>
+        </w:rPr>
         <w:t>通过自己的文件同步、邮件或传输工具，将文件送到电脑。</w:t>
       </w:r>
     </w:p>
@@ -6156,6 +7163,9 @@
         </w:numPr>
       </w:pPr>
       <w:r>
+        <w:rPr>
+          <w:b w:val="0"/>
+        </w:rPr>
         <w:t>在电脑浏览器打开软件网址。</w:t>
       </w:r>
     </w:p>
@@ -6168,6 +7178,9 @@
         </w:numPr>
       </w:pPr>
       <w:r>
+        <w:rPr>
+          <w:b w:val="0"/>
+        </w:rPr>
         <w:t>打开“备份与导出”，导入 JSON 文件。</w:t>
       </w:r>
     </w:p>
@@ -6176,6 +7189,9 @@
         <w:pStyle w:val="Heading2"/>
       </w:pPr>
       <w:r>
+        <w:rPr>
+          <w:b w:val="0"/>
+        </w:rPr>
         <w:t>15.2 从 Safari 切换到主屏幕图标</w:t>
       </w:r>
     </w:p>
@@ -6188,6 +7204,9 @@
         </w:numPr>
       </w:pPr>
       <w:r>
+        <w:rPr>
+          <w:b w:val="0"/>
+        </w:rPr>
         <w:t>在 Safari 里仍能看到旧订单时，先导出备份。</w:t>
       </w:r>
     </w:p>
@@ -6200,6 +7219,9 @@
         </w:numPr>
       </w:pPr>
       <w:r>
+        <w:rPr>
+          <w:b w:val="0"/>
+        </w:rPr>
         <w:t>添加到主屏幕，从图标打开软件。</w:t>
       </w:r>
     </w:p>
@@ -6212,6 +7234,9 @@
         </w:numPr>
       </w:pPr>
       <w:r>
+        <w:rPr>
+          <w:b w:val="0"/>
+        </w:rPr>
         <w:t>如果订单没有自动出现，导入刚才的备份。</w:t>
       </w:r>
     </w:p>
@@ -6224,6 +7249,9 @@
         </w:numPr>
       </w:pPr>
       <w:r>
+        <w:rPr>
+          <w:b w:val="0"/>
+        </w:rPr>
         <w:t>后续固定从图标打开，减少入口混用。</w:t>
       </w:r>
     </w:p>
@@ -6232,20 +7260,30 @@
         <w:pStyle w:val="Heading2"/>
       </w:pPr>
       <w:r>
+        <w:rPr>
+          <w:b w:val="0"/>
+        </w:rPr>
         <w:t>15.3 从电脑文件版切换到网页版本</w:t>
       </w:r>
     </w:p>
     <w:p>
       <w:r>
+        <w:rPr>
+          <w:b w:val="0"/>
+        </w:rPr>
         <w:t xml:space="preserve">先在原来的 </w:t>
       </w:r>
       <w:r>
         <w:rPr>
+          <w:b w:val="0"/>
           <w:color w:val="34634B"/>
         </w:rPr>
         <w:t>index.html</w:t>
       </w:r>
       <w:r>
+        <w:rPr>
+          <w:b w:val="0"/>
+        </w:rPr>
         <w:t xml:space="preserve"> 中导出，再到网页版本导入。不能仅把 HTML 文件传给另一台电脑就搬走订单；HTML 是软件程序，JSON 才是你的数据备份。</w:t>
       </w:r>
     </w:p>
@@ -6254,16 +7292,25 @@
         <w:pStyle w:val="Heading2"/>
       </w:pPr>
       <w:r>
+        <w:rPr>
+          <w:b w:val="0"/>
+        </w:rPr>
         <w:t>15.4 多台设备同时接单</w:t>
       </w:r>
     </w:p>
     <w:p>
       <w:r>
+        <w:rPr>
+          <w:b w:val="0"/>
+        </w:rPr>
         <w:t>第一版不会自动合并多设备数据。两台设备分别新增订单后，直接拿一台的备份覆盖另一台，可能丢掉另一台新增的记录。</w:t>
       </w:r>
     </w:p>
     <w:p>
       <w:r>
+        <w:rPr>
+          <w:b w:val="0"/>
+        </w:rPr>
         <w:t>建议指定一台设备作为主要记账设备。需要换设备时，先停止旧设备录入、迁移完整备份，再从新设备继续，避免把它当成共享云账本使用。</w:t>
       </w:r>
     </w:p>
@@ -6272,6 +7319,9 @@
         <w:pStyle w:val="Heading1"/>
       </w:pPr>
       <w:r>
+        <w:rPr>
+          <w:b w:val="0"/>
+        </w:rPr>
         <w:t>16. 日常接单操作清单</w:t>
       </w:r>
     </w:p>
@@ -6280,6 +7330,9 @@
         <w:pStyle w:val="Heading2"/>
       </w:pPr>
       <w:r>
+        <w:rPr>
+          <w:b w:val="0"/>
+        </w:rPr>
         <w:t>接到新订单时</w:t>
       </w:r>
     </w:p>
@@ -6292,6 +7345,9 @@
         </w:numPr>
       </w:pPr>
       <w:r>
+        <w:rPr>
+          <w:b w:val="0"/>
+        </w:rPr>
         <w:t>查客户历史，参考以前的项目和价格。</w:t>
       </w:r>
     </w:p>
@@ -6304,6 +7360,9 @@
         </w:numPr>
       </w:pPr>
       <w:r>
+        <w:rPr>
+          <w:b w:val="0"/>
+        </w:rPr>
         <w:t>新建订单，确认数量、单价、成本、优惠和定金比例。</w:t>
       </w:r>
     </w:p>
@@ -6316,6 +7375,9 @@
         </w:numPr>
       </w:pPr>
       <w:r>
+        <w:rPr>
+          <w:b w:val="0"/>
+        </w:rPr>
         <w:t>保存订单，生成报价单并发送给客户。</w:t>
       </w:r>
     </w:p>
@@ -6328,6 +7390,9 @@
         </w:numPr>
       </w:pPr>
       <w:r>
+        <w:rPr>
+          <w:b w:val="0"/>
+        </w:rPr>
         <w:t>与客户确认范围、交付要求和付款方式。</w:t>
       </w:r>
     </w:p>
@@ -6336,6 +7401,9 @@
         <w:pStyle w:val="Heading2"/>
       </w:pPr>
       <w:r>
+        <w:rPr>
+          <w:b w:val="0"/>
+        </w:rPr>
         <w:t>收到定金后</w:t>
       </w:r>
     </w:p>
@@ -6348,6 +7416,9 @@
         </w:numPr>
       </w:pPr>
       <w:r>
+        <w:rPr>
+          <w:b w:val="0"/>
+        </w:rPr>
         <w:t>在实际收款平台确认到账。</w:t>
       </w:r>
     </w:p>
@@ -6360,6 +7431,9 @@
         </w:numPr>
       </w:pPr>
       <w:r>
+        <w:rPr>
+          <w:b w:val="0"/>
+        </w:rPr>
         <w:t>打开订单详情，把状态改成“已付定金”，点击“保存状态”。</w:t>
       </w:r>
     </w:p>
@@ -6372,6 +7446,9 @@
         </w:numPr>
       </w:pPr>
       <w:r>
+        <w:rPr>
+          <w:b w:val="0"/>
+        </w:rPr>
         <w:t>开始制作后按需要更新为“制作中”。</w:t>
       </w:r>
     </w:p>
@@ -6380,6 +7457,9 @@
         <w:pStyle w:val="Heading2"/>
       </w:pPr>
       <w:r>
+        <w:rPr>
+          <w:b w:val="0"/>
+        </w:rPr>
         <w:t>准备交付时</w:t>
       </w:r>
     </w:p>
@@ -6392,6 +7472,9 @@
         </w:numPr>
       </w:pPr>
       <w:r>
+        <w:rPr>
+          <w:b w:val="0"/>
+        </w:rPr>
         <w:t>查看订单详情中的应收尾款。</w:t>
       </w:r>
     </w:p>
@@ -6404,6 +7487,9 @@
         </w:numPr>
       </w:pPr>
       <w:r>
+        <w:rPr>
+          <w:b w:val="0"/>
+        </w:rPr>
         <w:t>按实际交付和收款安排，更新为“待收尾款”。</w:t>
       </w:r>
     </w:p>
@@ -6416,6 +7502,9 @@
         </w:numPr>
       </w:pPr>
       <w:r>
+        <w:rPr>
+          <w:b w:val="0"/>
+        </w:rPr>
         <w:t>如果修改了价格，重新生成报价单，让客户确认新金额。</w:t>
       </w:r>
     </w:p>
@@ -6424,6 +7513,9 @@
         <w:pStyle w:val="Heading2"/>
       </w:pPr>
       <w:r>
+        <w:rPr>
+          <w:b w:val="0"/>
+        </w:rPr>
         <w:t>收齐款项并完成订单后</w:t>
       </w:r>
     </w:p>
@@ -6436,6 +7528,9 @@
         </w:numPr>
       </w:pPr>
       <w:r>
+        <w:rPr>
+          <w:b w:val="0"/>
+        </w:rPr>
         <w:t>更新为“已完成”。</w:t>
       </w:r>
     </w:p>
@@ -6448,6 +7543,9 @@
         </w:numPr>
       </w:pPr>
       <w:r>
+        <w:rPr>
+          <w:b w:val="0"/>
+        </w:rPr>
         <w:t>查看首页已完成订单数和总利润。</w:t>
       </w:r>
     </w:p>
@@ -6460,6 +7558,9 @@
         </w:numPr>
       </w:pPr>
       <w:r>
+        <w:rPr>
+          <w:b w:val="0"/>
+        </w:rPr>
         <w:t>核对成本是否按实际输入，避免成本为 0 导致利润虚高。</w:t>
       </w:r>
     </w:p>
@@ -6468,6 +7569,9 @@
         <w:pStyle w:val="Heading2"/>
       </w:pPr>
       <w:r>
+        <w:rPr>
+          <w:b w:val="0"/>
+        </w:rPr>
         <w:t>每天收工前</w:t>
       </w:r>
     </w:p>
@@ -6480,6 +7584,9 @@
         </w:numPr>
       </w:pPr>
       <w:r>
+        <w:rPr>
+          <w:b w:val="0"/>
+        </w:rPr>
         <w:t>查看“待付款”和“待收尾款”等未完成订单。</w:t>
       </w:r>
     </w:p>
@@ -6492,6 +7599,9 @@
         </w:numPr>
       </w:pPr>
       <w:r>
+        <w:rPr>
+          <w:b w:val="0"/>
+        </w:rPr>
         <w:t>核对状态与真实到账情况。</w:t>
       </w:r>
     </w:p>
@@ -6504,6 +7614,9 @@
         </w:numPr>
       </w:pPr>
       <w:r>
+        <w:rPr>
+          <w:b w:val="0"/>
+        </w:rPr>
         <w:t>导出一份全部数据备份，确认下载文件可找回。</w:t>
       </w:r>
     </w:p>
@@ -6512,6 +7625,9 @@
         <w:pStyle w:val="Heading1"/>
       </w:pPr>
       <w:r>
+        <w:rPr>
+          <w:b w:val="0"/>
+        </w:rPr>
         <w:t>17. 常见问题与处理方法</w:t>
       </w:r>
     </w:p>
@@ -6520,53 +7636,201 @@
         <w:pStyle w:val="Heading2"/>
       </w:pPr>
       <w:r>
+        <w:rPr>
+          <w:b w:val="0"/>
+        </w:rPr>
         <w:t>Q1：打开链接显示 404</w:t>
       </w:r>
     </w:p>
     <w:p>
       <w:r>
+        <w:rPr>
+          <w:b w:val="0"/>
+        </w:rPr>
         <w:t>先核对使用的是软件网址：</w:t>
       </w:r>
-      <w:r>
-        <w:rPr>
+      <w:hyperlink r:id="rId11">
+        <w:r>
+          <w:rPr>
+            <w:color w:val="23644F"/>
+            <w:u w:val="single"/>
+          </w:rPr>
+          <w:t>https://lear19910209-collab.github.io/codex/</w:t>
+        </w:r>
+      </w:hyperlink>
+      <w:r>
+        <w:rPr>
+          <w:b w:val="0"/>
+        </w:rPr>
+        <w:t xml:space="preserve">。带有 </w:t>
+      </w:r>
+      <w:r>
+        <w:rPr>
+          <w:b w:val="0"/>
           <w:color w:val="34634B"/>
         </w:rPr>
-        <w:t>https://lear19910209-collab.github.io/codex/</w:t>
-      </w:r>
-      <w:r>
-        <w:t xml:space="preserve">。带有 </w:t>
-      </w:r>
-      <w:r>
-        <w:rPr>
+        <w:t>github.com</w:t>
+      </w:r>
+      <w:r>
+        <w:rPr>
+          <w:b w:val="0"/>
+        </w:rPr>
+        <w:t>、</w:t>
+      </w:r>
+      <w:r>
+        <w:rPr>
+          <w:b w:val="0"/>
           <w:color w:val="34634B"/>
         </w:rPr>
-        <w:t>github.com</w:t>
-      </w:r>
-      <w:r>
-        <w:t>、</w:t>
-      </w:r>
-      <w:r>
-        <w:rPr>
+        <w:t>tree</w:t>
+      </w:r>
+      <w:r>
+        <w:rPr>
+          <w:b w:val="0"/>
+        </w:rPr>
+        <w:t xml:space="preserve"> 或 </w:t>
+      </w:r>
+      <w:r>
+        <w:rPr>
+          <w:b w:val="0"/>
           <w:color w:val="34634B"/>
         </w:rPr>
-        <w:t>tree</w:t>
-      </w:r>
-      <w:r>
-        <w:t xml:space="preserve"> 或 </w:t>
-      </w:r>
-      <w:r>
-        <w:rPr>
+        <w:t>blob</w:t>
+      </w:r>
+      <w:r>
+        <w:rPr>
+          <w:b w:val="0"/>
+        </w:rPr>
+        <w:t xml:space="preserve"> 的地址通常是代码页面，不是软件入口。</w:t>
+      </w:r>
+    </w:p>
+    <w:p>
+      <w:r>
+        <w:rPr>
+          <w:b w:val="0"/>
+        </w:rPr>
+        <w:t>软件网页不需要 GitHub 登录。正确网址仍返回 404 时，可能是网页发布配置或托管状态变化，请把网址和错误页面信息告诉软件提供方；不用为此输入账号密码到软件里。</w:t>
+      </w:r>
+    </w:p>
+    <w:p>
+      <w:pPr>
+        <w:pStyle w:val="Heading2"/>
+      </w:pPr>
+      <w:r>
+        <w:rPr>
+          <w:b w:val="0"/>
+        </w:rPr>
+        <w:t>Q2：软件保存后，刷新还有；换入口却没有订单</w:t>
+      </w:r>
+    </w:p>
+    <w:p>
+      <w:r>
+        <w:rPr>
+          <w:b w:val="0"/>
+        </w:rPr>
+        <w:t>检查是否换了设备、浏览器、用户配置、无痕窗口、本地文件位置，或从 Safari 切换到主屏幕图标。先回原入口查找；找到后导出 JSON，再到新入口导入。</w:t>
+      </w:r>
+    </w:p>
+    <w:p>
+      <w:pPr>
+        <w:pStyle w:val="Heading2"/>
+      </w:pPr>
+      <w:r>
+        <w:rPr>
+          <w:b w:val="0"/>
+        </w:rPr>
+        <w:t>Q3：没有点保存就关闭表单，能找回吗</w:t>
+      </w:r>
+    </w:p>
+    <w:p>
+      <w:r>
+        <w:rPr>
+          <w:b w:val="0"/>
+        </w:rPr>
+        <w:t>未保存表单没有作为订单写入。确认“放弃修改”后，需要重新填写。请先点击保存，再关闭。</w:t>
+      </w:r>
+    </w:p>
+    <w:p>
+      <w:pPr>
+        <w:pStyle w:val="Heading2"/>
+      </w:pPr>
+      <w:r>
+        <w:rPr>
+          <w:b w:val="0"/>
+        </w:rPr>
+        <w:t>Q4：软件提示本地保存失败</w:t>
+      </w:r>
+    </w:p>
+    <w:p>
+      <w:r>
+        <w:rPr>
+          <w:b w:val="0"/>
+        </w:rPr>
+        <w:t>可能是浏览器禁用了存储或存储空间不足。失败时不要认为新订单已经写入，也不要立即清理网站数据。先导出现有数据备份，再排查浏览器模式、设备空间或用其他普通浏览器恢复备份。</w:t>
+      </w:r>
+    </w:p>
+    <w:p>
+      <w:pPr>
+        <w:pStyle w:val="Heading2"/>
+      </w:pPr>
+      <w:r>
+        <w:rPr>
+          <w:b w:val="0"/>
+        </w:rPr>
+        <w:t>Q5：软件提示本地数据损坏</w:t>
+      </w:r>
+    </w:p>
+    <w:p>
+      <w:r>
+        <w:rPr>
+          <w:b w:val="0"/>
+        </w:rPr>
+        <w:t>请先到“备份与导出”保留原始数据文件，再选择有效的 JSON 备份恢复。原始数据文件不一定能直接导入，保留它有助于后续排查。没有可用备份时，本版本没有自动云端找回功能。</w:t>
+      </w:r>
+    </w:p>
+    <w:p>
+      <w:pPr>
+        <w:pStyle w:val="Heading2"/>
+      </w:pPr>
+      <w:r>
+        <w:rPr>
+          <w:b w:val="0"/>
+        </w:rPr>
+        <w:t>Q6：定金或尾款“看起来不对”</w:t>
+      </w:r>
+    </w:p>
+    <w:p>
+      <w:r>
+        <w:rPr>
+          <w:b w:val="0"/>
+        </w:rPr>
+        <w:t xml:space="preserve">确认定金比例填写的是 </w:t>
+      </w:r>
+      <w:r>
+        <w:rPr>
+          <w:b w:val="0"/>
           <w:color w:val="34634B"/>
         </w:rPr>
-        <w:t>blob</w:t>
-      </w:r>
-      <w:r>
-        <w:t xml:space="preserve"> 的地址通常是代码页面，不是软件入口。</w:t>
-      </w:r>
-    </w:p>
-    <w:p>
-      <w:r>
-        <w:t>软件网页不需要 GitHub 登录。正确网址仍返回 404 时，可能是网页发布配置或托管状态变化，请把网址和错误页面信息告诉软件提供方；不用为此输入账号密码到软件里。</w:t>
+        <w:t>30</w:t>
+      </w:r>
+      <w:r>
+        <w:rPr>
+          <w:b w:val="0"/>
+        </w:rPr>
+        <w:t xml:space="preserve"> 而不是 </w:t>
+      </w:r>
+      <w:r>
+        <w:rPr>
+          <w:b w:val="0"/>
+          <w:color w:val="34634B"/>
+        </w:rPr>
+        <w:t>0.3</w:t>
+      </w:r>
+      <w:r>
+        <w:rPr>
+          <w:b w:val="0"/>
+        </w:rPr>
+        <w:t>；确认总价已加费用、减优惠。定金四舍五入到分，尾款是总价减定金。查看的是约定金额，不代表系统核验过实际付款。</w:t>
       </w:r>
     </w:p>
     <w:p>
@@ -6574,12 +7838,18 @@
         <w:pStyle w:val="Heading2"/>
       </w:pPr>
       <w:r>
-        <w:t>Q2：软件保存后，刷新还有；换入口却没有订单</w:t>
-      </w:r>
-    </w:p>
-    <w:p>
-      <w:r>
-        <w:t>检查是否换了设备、浏览器、用户配置、无痕窗口、本地文件位置，或从 Safari 切换到主屏幕图标。先回原入口查找；找到后导出 JSON，再到新入口导入。</w:t>
+        <w:rPr>
+          <w:b w:val="0"/>
+        </w:rPr>
+        <w:t>Q7：利润为什么比预期大或小</w:t>
+      </w:r>
+    </w:p>
+    <w:p>
+      <w:r>
+        <w:rPr>
+          <w:b w:val="0"/>
+        </w:rPr>
+        <w:t>检查单位成本是否乘上了数量、其他成本是否重复计入、运费是否按相同收入与支出处理。加急费和其他费用会增加收入，若同时产生额外支出，要填入其他成本。</w:t>
       </w:r>
     </w:p>
     <w:p>
@@ -6587,12 +7857,18 @@
         <w:pStyle w:val="Heading2"/>
       </w:pPr>
       <w:r>
-        <w:t>Q3：没有点保存就关闭表单，能找回吗</w:t>
-      </w:r>
-    </w:p>
-    <w:p>
-      <w:r>
-        <w:t>未保存表单没有作为订单写入。确认“放弃修改”后，需要重新填写。请先点击保存，再关闭。</w:t>
+        <w:rPr>
+          <w:b w:val="0"/>
+        </w:rPr>
+        <w:t>Q8：新订单已经有利润，首页总利润却没变化</w:t>
+      </w:r>
+    </w:p>
+    <w:p>
+      <w:r>
+        <w:rPr>
+          <w:b w:val="0"/>
+        </w:rPr>
+        <w:t>详情显示的是这笔订单的计算利润；首页只累计状态为“已完成”的订单。未完成订单不会计入首页总利润。</w:t>
       </w:r>
     </w:p>
     <w:p>
@@ -6600,12 +7876,18 @@
         <w:pStyle w:val="Heading2"/>
       </w:pPr>
       <w:r>
-        <w:t>Q4：软件提示本地保存失败</w:t>
-      </w:r>
-    </w:p>
-    <w:p>
-      <w:r>
-        <w:t>可能是浏览器禁用了存储或存储空间不足。失败时不要认为新订单已经写入，也不要立即清理网站数据。先导出现有数据备份，再排查浏览器模式、设备空间或用其他普通浏览器恢复备份。</w:t>
+        <w:rPr>
+          <w:b w:val="0"/>
+        </w:rPr>
+        <w:t>Q9：已经制作完，为什么还要用“待收尾款”</w:t>
+      </w:r>
+    </w:p>
+    <w:p>
+      <w:r>
+        <w:rPr>
+          <w:b w:val="0"/>
+        </w:rPr>
+        <w:t>“已完成”默认已收全款。制作完但还没收齐钱时，使用“待收尾款”，首页才会继续显示剩余应收。</w:t>
       </w:r>
     </w:p>
     <w:p>
@@ -6613,12 +7895,18 @@
         <w:pStyle w:val="Heading2"/>
       </w:pPr>
       <w:r>
-        <w:t>Q5：软件提示本地数据损坏</w:t>
-      </w:r>
-    </w:p>
-    <w:p>
-      <w:r>
-        <w:t>请先到“备份与导出”保留原始数据文件，再选择有效的 JSON 备份恢复。原始数据文件不一定能直接导入，保留它有助于后续排查。没有可用备份时，本版本没有自动云端找回功能。</w:t>
+        <w:rPr>
+          <w:b w:val="0"/>
+        </w:rPr>
+        <w:t>Q10：取消订单后，之前收的定金去哪了</w:t>
+      </w:r>
+    </w:p>
+    <w:p>
+      <w:r>
+        <w:rPr>
+          <w:b w:val="0"/>
+        </w:rPr>
+        <w:t>已取消订单不再计入应收和首页利润。软件没有实际收款流水，也不处理退款或定金留存，请在真实交易记录中另行核对。</w:t>
       </w:r>
     </w:p>
     <w:p>
@@ -6626,30 +7914,69 @@
         <w:pStyle w:val="Heading2"/>
       </w:pPr>
       <w:r>
-        <w:t>Q6：定金或尾款“看起来不对”</w:t>
-      </w:r>
-    </w:p>
-    <w:p>
-      <w:r>
-        <w:t xml:space="preserve">确认定金比例填写的是 </w:t>
-      </w:r>
-      <w:r>
-        <w:rPr>
+        <w:rPr>
+          <w:b w:val="0"/>
+        </w:rPr>
+        <w:t>Q11：老客户的订单没有归到一起，或者两位客户混在一起</w:t>
+      </w:r>
+    </w:p>
+    <w:p>
+      <w:r>
+        <w:rPr>
+          <w:b w:val="0"/>
+        </w:rPr>
+        <w:t>客户按昵称归组，前后昵称不同会分开，重名会合在一起。为不同客户设置稳定、唯一的昵称，例如“小林 · 微信”“小林 · 闲鱼”，并修改对应旧订单的昵称。</w:t>
+      </w:r>
+    </w:p>
+    <w:p>
+      <w:pPr>
+        <w:pStyle w:val="Heading2"/>
+      </w:pPr>
+      <w:r>
+        <w:rPr>
+          <w:b w:val="0"/>
+        </w:rPr>
+        <w:t>Q12：改了价格库，为什么旧订单没跟着改</w:t>
+      </w:r>
+    </w:p>
+    <w:p>
+      <w:r>
+        <w:rPr>
+          <w:b w:val="0"/>
+        </w:rPr>
+        <w:t>旧订单保留当时保存的售价和成本，这是正常行为。要调整旧订单，请打开该订单的“修改订单”。</w:t>
+      </w:r>
+    </w:p>
+    <w:p>
+      <w:pPr>
+        <w:pStyle w:val="Heading2"/>
+      </w:pPr>
+      <w:r>
+        <w:rPr>
+          <w:b w:val="0"/>
+        </w:rPr>
+        <w:t>Q13：报价图片下载后在哪里</w:t>
+      </w:r>
+    </w:p>
+    <w:p>
+      <w:r>
+        <w:rPr>
+          <w:b w:val="0"/>
+        </w:rPr>
+        <w:t xml:space="preserve">电脑查看浏览器下载文件夹；iPad 查看 Safari 下载入口及“文件”App 的下载位置。文件名以“小单报价”开头，后缀是 </w:t>
+      </w:r>
+      <w:r>
+        <w:rPr>
+          <w:b w:val="0"/>
           <w:color w:val="34634B"/>
         </w:rPr>
-        <w:t>30</w:t>
-      </w:r>
-      <w:r>
-        <w:t xml:space="preserve"> 而不是 </w:t>
-      </w:r>
-      <w:r>
-        <w:rPr>
-          <w:color w:val="34634B"/>
-        </w:rPr>
-        <w:t>0.3</w:t>
-      </w:r>
-      <w:r>
-        <w:t>；确认总价已加费用、减优惠。定金四舍五入到分，尾款是总价减定金。查看的是约定金额，不代表系统核验过实际付款。</w:t>
+        <w:t>.png</w:t>
+      </w:r>
+      <w:r>
+        <w:rPr>
+          <w:b w:val="0"/>
+        </w:rPr>
+        <w:t>。它不一定自动进入照片相册。</w:t>
       </w:r>
     </w:p>
     <w:p>
@@ -6657,12 +7984,18 @@
         <w:pStyle w:val="Heading2"/>
       </w:pPr>
       <w:r>
-        <w:t>Q7：利润为什么比预期大或小</w:t>
-      </w:r>
-    </w:p>
-    <w:p>
-      <w:r>
-        <w:t>检查单位成本是否乘上了数量、其他成本是否重复计入、运费是否按相同收入与支出处理。加急费和其他费用会增加收入，若同时产生额外支出，要填入其他成本。</w:t>
+        <w:rPr>
+          <w:b w:val="0"/>
+        </w:rPr>
+        <w:t>Q14：导入后少了订单</w:t>
+      </w:r>
+    </w:p>
+    <w:p>
+      <w:r>
+        <w:rPr>
+          <w:b w:val="0"/>
+        </w:rPr>
+        <w:t>恢复会整体替换当前数据，旧备份中的记录可能少于当前记录。查看“上一次导入前的恢复副本”，下载后核对并恢复；不要连续多次导入而没有先保留独立文件。</w:t>
       </w:r>
     </w:p>
     <w:p>
@@ -6670,12 +8003,18 @@
         <w:pStyle w:val="Heading2"/>
       </w:pPr>
       <w:r>
-        <w:t>Q8：新订单已经有利润，首页总利润却没变化</w:t>
-      </w:r>
-    </w:p>
-    <w:p>
-      <w:r>
-        <w:t>详情显示的是这笔订单的计算利润；首页只累计状态为“已完成”的订单。未完成订单不会计入首页总利润。</w:t>
+        <w:rPr>
+          <w:b w:val="0"/>
+        </w:rPr>
+        <w:t>Q15：能把 CSV 导入恢复吗</w:t>
+      </w:r>
+    </w:p>
+    <w:p>
+      <w:r>
+        <w:rPr>
+          <w:b w:val="0"/>
+        </w:rPr>
+        <w:t>不能。CSV 用于表格查看，JSON 备份用于恢复订单和价格库。</w:t>
       </w:r>
     </w:p>
     <w:p>
@@ -6683,12 +8022,18 @@
         <w:pStyle w:val="Heading2"/>
       </w:pPr>
       <w:r>
-        <w:t>Q9：已经制作完，为什么还要用“待收尾款”</w:t>
-      </w:r>
-    </w:p>
-    <w:p>
-      <w:r>
-        <w:t>“已完成”默认已收全款。制作完但还没收齐钱时，使用“待收尾款”，首页才会继续显示剩余应收。</w:t>
+        <w:rPr>
+          <w:b w:val="0"/>
+        </w:rPr>
+        <w:t>Q16：软件提示另一个窗口更新了数据</w:t>
+      </w:r>
+    </w:p>
+    <w:p>
+      <w:r>
+        <w:rPr>
+          <w:b w:val="0"/>
+        </w:rPr>
+        <w:t>同一浏览器的另一个标签页可能修改了订单。软件会同步列表，并阻止旧表单覆盖新数据。关闭旧表单，重新打开目标订单后再修改，建议避免多个窗口同时编辑同一笔订单。</w:t>
       </w:r>
     </w:p>
     <w:p>
@@ -6696,111 +8041,17 @@
         <w:pStyle w:val="Heading2"/>
       </w:pPr>
       <w:r>
-        <w:t>Q10：取消订单后，之前收的定金去哪了</w:t>
-      </w:r>
-    </w:p>
-    <w:p>
-      <w:r>
-        <w:t>已取消订单不再计入应收和首页利润。软件没有实际收款流水，也不处理退款或定金留存，请在真实交易记录中另行核对。</w:t>
-      </w:r>
-    </w:p>
-    <w:p>
-      <w:pPr>
-        <w:pStyle w:val="Heading2"/>
-      </w:pPr>
-      <w:r>
-        <w:t>Q11：老客户的订单没有归到一起，或者两位客户混在一起</w:t>
-      </w:r>
-    </w:p>
-    <w:p>
-      <w:r>
-        <w:t>客户按昵称归组，前后昵称不同会分开，重名会合在一起。为不同客户设置稳定、唯一的昵称，例如“小林 · 微信”“小林 · 闲鱼”，并修改对应旧订单的昵称。</w:t>
-      </w:r>
-    </w:p>
-    <w:p>
-      <w:pPr>
-        <w:pStyle w:val="Heading2"/>
-      </w:pPr>
-      <w:r>
-        <w:t>Q12：改了价格库，为什么旧订单没跟着改</w:t>
-      </w:r>
-    </w:p>
-    <w:p>
-      <w:r>
-        <w:t>旧订单保留当时保存的售价和成本，这是正常行为。要调整旧订单，请打开该订单的“修改订单”。</w:t>
-      </w:r>
-    </w:p>
-    <w:p>
-      <w:pPr>
-        <w:pStyle w:val="Heading2"/>
-      </w:pPr>
-      <w:r>
-        <w:t>Q13：报价图片下载后在哪里</w:t>
-      </w:r>
-    </w:p>
-    <w:p>
-      <w:r>
-        <w:t xml:space="preserve">电脑查看浏览器下载文件夹；iPad 查看 Safari 下载入口及“文件”App 的下载位置。文件名以“小单报价”开头，后缀是 </w:t>
-      </w:r>
-      <w:r>
-        <w:rPr>
-          <w:color w:val="34634B"/>
-        </w:rPr>
-        <w:t>.png</w:t>
-      </w:r>
-      <w:r>
-        <w:t>。它不一定自动进入照片相册。</w:t>
-      </w:r>
-    </w:p>
-    <w:p>
-      <w:pPr>
-        <w:pStyle w:val="Heading2"/>
-      </w:pPr>
-      <w:r>
-        <w:t>Q14：导入后少了订单</w:t>
-      </w:r>
-    </w:p>
-    <w:p>
-      <w:r>
-        <w:t>恢复会整体替换当前数据，旧备份中的记录可能少于当前记录。查看“上一次导入前的恢复副本”，下载后核对并恢复；不要连续多次导入而没有先保留独立文件。</w:t>
-      </w:r>
-    </w:p>
-    <w:p>
-      <w:pPr>
-        <w:pStyle w:val="Heading2"/>
-      </w:pPr>
-      <w:r>
-        <w:t>Q15：能把 CSV 导入恢复吗</w:t>
-      </w:r>
-    </w:p>
-    <w:p>
-      <w:r>
-        <w:t>不能。CSV 用于表格查看，JSON 备份用于恢复订单和价格库。</w:t>
-      </w:r>
-    </w:p>
-    <w:p>
-      <w:pPr>
-        <w:pStyle w:val="Heading2"/>
-      </w:pPr>
-      <w:r>
-        <w:t>Q16：软件提示另一个窗口更新了数据</w:t>
-      </w:r>
-    </w:p>
-    <w:p>
-      <w:r>
-        <w:t>同一浏览器的另一个标签页可能修改了订单。软件会同步列表，并阻止旧表单覆盖新数据。关闭旧表单，重新打开目标订单后再修改，建议避免多个窗口同时编辑同一笔订单。</w:t>
-      </w:r>
-    </w:p>
-    <w:p>
-      <w:pPr>
-        <w:pStyle w:val="Heading2"/>
-      </w:pPr>
-      <w:r>
+        <w:rPr>
+          <w:b w:val="0"/>
+        </w:rPr>
         <w:t>Q17：会不会把我的成本发给客户</w:t>
       </w:r>
     </w:p>
     <w:p>
       <w:r>
+        <w:rPr>
+          <w:b w:val="0"/>
+        </w:rPr>
         <w:t>生成的报价单没有成本、利润和联系方式字段；订单详情、CSV 和 JSON 备份含内部信息。请使用报价单发送，并检查订单备注中是否自己写入了内部内容。</w:t>
       </w:r>
     </w:p>
@@ -6809,11 +8060,17 @@
         <w:pStyle w:val="Heading1"/>
       </w:pPr>
       <w:r>
+        <w:rPr>
+          <w:b w:val="0"/>
+        </w:rPr>
         <w:t>18. 使用范围与当前版本限制</w:t>
       </w:r>
     </w:p>
     <w:p>
       <w:r>
+        <w:rPr>
+          <w:b w:val="0"/>
+        </w:rPr>
         <w:t>这是一款个人接单记录与报价工具，适合单人、本机使用。使用时请了解以下范围：</w:t>
       </w:r>
     </w:p>
@@ -6887,6 +8144,7 @@
             </w:pPr>
             <w:r>
               <w:rPr>
+                <w:b w:val="0"/>
                 <w:sz w:val="18"/>
               </w:rPr>
               <w:t>币种</w:t>
@@ -6904,6 +8162,7 @@
             </w:pPr>
             <w:r>
               <w:rPr>
+                <w:b w:val="0"/>
                 <w:sz w:val="18"/>
               </w:rPr>
               <w:t>人民币，金额最多两位小数</w:t>
@@ -6926,6 +8185,7 @@
             </w:pPr>
             <w:r>
               <w:rPr>
+                <w:b w:val="0"/>
                 <w:sz w:val="18"/>
               </w:rPr>
               <w:t>单笔项目</w:t>
@@ -6943,6 +8203,7 @@
             </w:pPr>
             <w:r>
               <w:rPr>
+                <w:b w:val="0"/>
                 <w:sz w:val="18"/>
               </w:rPr>
               <w:t>一笔订单一个商品 / 服务项目字段</w:t>
@@ -6965,6 +8226,7 @@
             </w:pPr>
             <w:r>
               <w:rPr>
+                <w:b w:val="0"/>
                 <w:sz w:val="18"/>
               </w:rPr>
               <w:t>数量</w:t>
@@ -6982,6 +8244,7 @@
             </w:pPr>
             <w:r>
               <w:rPr>
+                <w:b w:val="0"/>
                 <w:sz w:val="18"/>
               </w:rPr>
               <w:t>1 到 100000 的整数，不支持小数数量</w:t>
@@ -7004,6 +8267,7 @@
             </w:pPr>
             <w:r>
               <w:rPr>
+                <w:b w:val="0"/>
                 <w:sz w:val="18"/>
               </w:rPr>
               <w:t>定金比例</w:t>
@@ -7021,6 +8285,7 @@
             </w:pPr>
             <w:r>
               <w:rPr>
+                <w:b w:val="0"/>
                 <w:sz w:val="18"/>
               </w:rPr>
               <w:t>0% 到 100%，最多两位小数</w:t>
@@ -7043,6 +8308,7 @@
             </w:pPr>
             <w:r>
               <w:rPr>
+                <w:b w:val="0"/>
                 <w:sz w:val="18"/>
               </w:rPr>
               <w:t>单项金额</w:t>
@@ -7060,6 +8326,7 @@
             </w:pPr>
             <w:r>
               <w:rPr>
+                <w:b w:val="0"/>
                 <w:sz w:val="18"/>
               </w:rPr>
               <w:t>不超过 1000 万元</w:t>
@@ -7082,6 +8349,7 @@
             </w:pPr>
             <w:r>
               <w:rPr>
+                <w:b w:val="0"/>
                 <w:sz w:val="18"/>
               </w:rPr>
               <w:t>单笔总价与总成本</w:t>
@@ -7099,6 +8367,7 @@
             </w:pPr>
             <w:r>
               <w:rPr>
+                <w:b w:val="0"/>
                 <w:sz w:val="18"/>
               </w:rPr>
               <w:t>各不超过 1 亿元</w:t>
@@ -7121,6 +8390,7 @@
             </w:pPr>
             <w:r>
               <w:rPr>
+                <w:b w:val="0"/>
                 <w:sz w:val="18"/>
               </w:rPr>
               <w:t>优惠</w:t>
@@ -7138,6 +8408,7 @@
             </w:pPr>
             <w:r>
               <w:rPr>
+                <w:b w:val="0"/>
                 <w:sz w:val="18"/>
               </w:rPr>
               <w:t>非负金额，不能使总价低于 0</w:t>
@@ -7160,6 +8431,7 @@
             </w:pPr>
             <w:r>
               <w:rPr>
+                <w:b w:val="0"/>
                 <w:sz w:val="18"/>
               </w:rPr>
               <w:t>备份导入</w:t>
@@ -7177,6 +8449,7 @@
             </w:pPr>
             <w:r>
               <w:rPr>
+                <w:b w:val="0"/>
                 <w:sz w:val="18"/>
               </w:rPr>
               <w:t>本软件第 1 版 JSON 格式，文件最多 20 MB</w:t>
@@ -7199,6 +8472,7 @@
             </w:pPr>
             <w:r>
               <w:rPr>
+                <w:b w:val="0"/>
                 <w:sz w:val="18"/>
               </w:rPr>
               <w:t>记录上限</w:t>
@@ -7216,6 +8490,7 @@
             </w:pPr>
             <w:r>
               <w:rPr>
+                <w:b w:val="0"/>
                 <w:sz w:val="18"/>
               </w:rPr>
               <w:t>最多 20000 笔订单、5000 个价格库项目；实际可用数量还受浏览器存储空间影响</w:t>
@@ -7238,6 +8513,7 @@
             </w:pPr>
             <w:r>
               <w:rPr>
+                <w:b w:val="0"/>
                 <w:sz w:val="18"/>
               </w:rPr>
               <w:t>收款</w:t>
@@ -7255,6 +8531,7 @@
             </w:pPr>
             <w:r>
               <w:rPr>
+                <w:b w:val="0"/>
                 <w:sz w:val="18"/>
               </w:rPr>
               <w:t>根据状态推算，不连接微信、支付宝、银行或其他支付平台</w:t>
@@ -7277,6 +8554,7 @@
             </w:pPr>
             <w:r>
               <w:rPr>
+                <w:b w:val="0"/>
                 <w:sz w:val="18"/>
               </w:rPr>
               <w:t>历史</w:t>
@@ -7294,6 +8572,7 @@
             </w:pPr>
             <w:r>
               <w:rPr>
+                <w:b w:val="0"/>
                 <w:sz w:val="18"/>
               </w:rPr>
               <w:t>保存当前订单内容，没有不可修改的价格版本或操作日志</w:t>
@@ -7316,6 +8595,7 @@
             </w:pPr>
             <w:r>
               <w:rPr>
+                <w:b w:val="0"/>
                 <w:sz w:val="18"/>
               </w:rPr>
               <w:t>数据同步</w:t>
@@ -7333,6 +8613,7 @@
             </w:pPr>
             <w:r>
               <w:rPr>
+                <w:b w:val="0"/>
                 <w:sz w:val="18"/>
               </w:rPr>
               <w:t>本地保存，无自动跨设备或多人同步</w:t>
@@ -7355,6 +8636,7 @@
             </w:pPr>
             <w:r>
               <w:rPr>
+                <w:b w:val="0"/>
                 <w:sz w:val="18"/>
               </w:rPr>
               <w:t>数据恢复</w:t>
@@ -7372,6 +8654,7 @@
             </w:pPr>
             <w:r>
               <w:rPr>
+                <w:b w:val="0"/>
                 <w:sz w:val="18"/>
               </w:rPr>
               <w:t>依赖自行保管的 JSON 备份，无云端自动恢复</w:t>
@@ -7387,16 +8670,25 @@
     </w:p>
     <w:p>
       <w:r>
+        <w:rPr>
+          <w:b w:val="0"/>
+        </w:rPr>
         <w:t>当前不支持部分追加付款流水、退款流水、分次收款、独立制作状态、库存、发票、多币种、多用户、复杂权限、会员或付费授权锁。</w:t>
       </w:r>
     </w:p>
     <w:p>
       <w:r>
+        <w:rPr>
+          <w:b w:val="0"/>
+        </w:rPr>
         <w:t>软件没有自动计算全部经营开支、税费、人工时薪和其他未录入成本。需要计入的支出由你如实填入单位成本或其他成本。计算结果用于帮助报价和记账，不替代完整的会计报表。</w:t>
       </w:r>
     </w:p>
     <w:p>
       <w:r>
+        <w:rPr>
+          <w:b w:val="0"/>
+        </w:rPr>
         <w:t>不需要 AI 接口、不需要购买 API，也没有在线支付或微信登录。</w:t>
       </w:r>
     </w:p>
@@ -7405,6 +8697,9 @@
         <w:pStyle w:val="Heading1"/>
       </w:pPr>
       <w:r>
+        <w:rPr>
+          <w:b w:val="0"/>
+        </w:rPr>
         <w:t>19. 软件交付说明与快捷操作表</w:t>
       </w:r>
     </w:p>
@@ -7413,35 +8708,54 @@
         <w:pStyle w:val="Heading2"/>
       </w:pPr>
       <w:r>
+        <w:rPr>
+          <w:b w:val="0"/>
+        </w:rPr>
         <w:t>19.1 给新使用者的交付方式</w:t>
       </w:r>
     </w:p>
     <w:p>
       <w:r>
+        <w:rPr>
+          <w:b w:val="0"/>
+        </w:rPr>
         <w:t>iPad、手机或网页使用者：发送软件使用网址和这份说明书。使用者在自己的设备打开，按需添加到主屏幕。首次打开一般是空数据。</w:t>
       </w:r>
     </w:p>
     <w:p>
       <w:r>
+        <w:rPr>
+          <w:b w:val="0"/>
+        </w:rPr>
         <w:t xml:space="preserve">电脑离线使用者：发送单独的 </w:t>
       </w:r>
       <w:r>
         <w:rPr>
+          <w:b w:val="0"/>
           <w:color w:val="34634B"/>
         </w:rPr>
         <w:t>index.html</w:t>
       </w:r>
       <w:r>
+        <w:rPr>
+          <w:b w:val="0"/>
+        </w:rPr>
         <w:t xml:space="preserve"> 和这份说明书。该文件包含软件程序，正常使用无需开发源代码、测试文件或依赖安装。</w:t>
       </w:r>
     </w:p>
     <w:p>
       <w:r>
+        <w:rPr>
+          <w:b w:val="0"/>
+        </w:rPr>
         <w:t>要交接已有订单时，再单独发送包含这些订单的 JSON 备份，由接收方导入。JSON 含内部业务数据，不要默认作为普通软件交付附件。</w:t>
       </w:r>
     </w:p>
     <w:p>
       <w:r>
+        <w:rPr>
+          <w:b w:val="0"/>
+        </w:rPr>
         <w:t>当前网址公开，可以被转发。每个人的数据分别存在自己设备里，软件提供方看不到其他使用者的本地订单。当前没有购买账号、序列号验证或一人一授权限制。</w:t>
       </w:r>
     </w:p>
@@ -7450,6 +8764,9 @@
         <w:pStyle w:val="Heading2"/>
       </w:pPr>
       <w:r>
+        <w:rPr>
+          <w:b w:val="0"/>
+        </w:rPr>
         <w:t>19.2 可复制的交付消息</w:t>
       </w:r>
     </w:p>
@@ -7459,6 +8776,9 @@
         <w:ind w:left="340"/>
       </w:pPr>
       <w:r>
+        <w:rPr>
+          <w:b w:val="0"/>
+        </w:rPr>
         <w:t>你好，这是「小单 · 个人接单报价管家」。</w:t>
       </w:r>
     </w:p>
@@ -7468,6 +8788,9 @@
         <w:ind w:left="340"/>
       </w:pPr>
       <w:r>
+        <w:rPr>
+          <w:b w:val="0"/>
+        </w:rPr>
         <w:t>使用地址：</w:t>
       </w:r>
       <w:hyperlink r:id="rId11">
@@ -7486,6 +8809,9 @@
         <w:ind w:left="340"/>
       </w:pPr>
       <w:r>
+        <w:rPr>
+          <w:b w:val="0"/>
+        </w:rPr>
         <w:t>iPad 请用 Safari 打开，点击“分享 → 添加到主屏幕”，以后从“小单”图标进入。无需注册账号。</w:t>
       </w:r>
     </w:p>
@@ -7495,6 +8821,9 @@
         <w:ind w:left="340"/>
       </w:pPr>
       <w:r>
+        <w:rPr>
+          <w:b w:val="0"/>
+        </w:rPr>
         <w:t>首次可先添加常用价格，再新建订单。软件会自动计算总价、定金、尾款和利润。</w:t>
       </w:r>
     </w:p>
@@ -7504,6 +8833,9 @@
         <w:ind w:left="340"/>
       </w:pPr>
       <w:r>
+        <w:rPr>
+          <w:b w:val="0"/>
+        </w:rPr>
         <w:t>订单保存在你的设备上，请定期在“备份与导出”中下载 JSON 备份。换设备时，通过备份恢复。</w:t>
       </w:r>
     </w:p>
@@ -7513,6 +8845,9 @@
         <w:ind w:left="340"/>
       </w:pPr>
       <w:r>
+        <w:rPr>
+          <w:b w:val="0"/>
+        </w:rPr>
         <w:t>附件为详细使用说明书，包含操作步骤、计算示例和常见问题。</w:t>
       </w:r>
     </w:p>
@@ -7521,6 +8856,9 @@
         <w:pStyle w:val="Heading2"/>
       </w:pPr>
       <w:r>
+        <w:rPr>
+          <w:b w:val="0"/>
+        </w:rPr>
         <w:t>19.3 快捷操作表</w:t>
       </w:r>
     </w:p>
@@ -7594,6 +8932,7 @@
             </w:pPr>
             <w:r>
               <w:rPr>
+                <w:b w:val="0"/>
                 <w:sz w:val="18"/>
               </w:rPr>
               <w:t>保存常用售价和成本</w:t>
@@ -7611,6 +8950,7 @@
             </w:pPr>
             <w:r>
               <w:rPr>
+                <w:b w:val="0"/>
                 <w:sz w:val="18"/>
               </w:rPr>
               <w:t>商品 / 服务价格库 → 添加商品 / 服务 → 保存项目</w:t>
@@ -7633,6 +8973,7 @@
             </w:pPr>
             <w:r>
               <w:rPr>
+                <w:b w:val="0"/>
                 <w:sz w:val="18"/>
               </w:rPr>
               <w:t>记一笔新订单</w:t>
@@ -7650,6 +8991,7 @@
             </w:pPr>
             <w:r>
               <w:rPr>
+                <w:b w:val="0"/>
                 <w:sz w:val="18"/>
               </w:rPr>
               <w:t>新建订单 → 填写内容 → 保存订单</w:t>
@@ -7672,6 +9014,7 @@
             </w:pPr>
             <w:r>
               <w:rPr>
+                <w:b w:val="0"/>
                 <w:sz w:val="18"/>
               </w:rPr>
               <w:t>看还有多少钱没收</w:t>
@@ -7689,6 +9032,7 @@
             </w:pPr>
             <w:r>
               <w:rPr>
+                <w:b w:val="0"/>
                 <w:sz w:val="18"/>
               </w:rPr>
               <w:t>工作台 → 待收款金额；订单记录 → 详情</w:t>
@@ -7711,6 +9055,7 @@
             </w:pPr>
             <w:r>
               <w:rPr>
+                <w:b w:val="0"/>
                 <w:sz w:val="18"/>
               </w:rPr>
               <w:t>更新付款或制作阶段</w:t>
@@ -7728,6 +9073,7 @@
             </w:pPr>
             <w:r>
               <w:rPr>
+                <w:b w:val="0"/>
                 <w:sz w:val="18"/>
               </w:rPr>
               <w:t>订单记录 → 详情 → 更新状态 → 保存状态</w:t>
@@ -7750,6 +9096,7 @@
             </w:pPr>
             <w:r>
               <w:rPr>
+                <w:b w:val="0"/>
                 <w:sz w:val="18"/>
               </w:rPr>
               <w:t>修改金额或备注</w:t>
@@ -7767,6 +9114,7 @@
             </w:pPr>
             <w:r>
               <w:rPr>
+                <w:b w:val="0"/>
                 <w:sz w:val="18"/>
               </w:rPr>
               <w:t>订单记录 → 详情 → 修改订单 → 保存修改</w:t>
@@ -7789,6 +9137,7 @@
             </w:pPr>
             <w:r>
               <w:rPr>
+                <w:b w:val="0"/>
                 <w:sz w:val="18"/>
               </w:rPr>
               <w:t>查客户以前的报价</w:t>
@@ -7806,6 +9155,7 @@
             </w:pPr>
             <w:r>
               <w:rPr>
+                <w:b w:val="0"/>
                 <w:sz w:val="18"/>
               </w:rPr>
               <w:t>客户历史 → 搜索昵称 → 查看历次订单</w:t>
@@ -7828,6 +9178,7 @@
             </w:pPr>
             <w:r>
               <w:rPr>
+                <w:b w:val="0"/>
                 <w:sz w:val="18"/>
               </w:rPr>
               <w:t>给老客户再次开单</w:t>
@@ -7845,6 +9196,7 @@
             </w:pPr>
             <w:r>
               <w:rPr>
+                <w:b w:val="0"/>
                 <w:sz w:val="18"/>
               </w:rPr>
               <w:t>客户历史 → 找到客户 → 再次开单</w:t>
@@ -7867,6 +9219,7 @@
             </w:pPr>
             <w:r>
               <w:rPr>
+                <w:b w:val="0"/>
                 <w:sz w:val="18"/>
               </w:rPr>
               <w:t>发报价图片给客户</w:t>
@@ -7884,6 +9237,7 @@
             </w:pPr>
             <w:r>
               <w:rPr>
+                <w:b w:val="0"/>
                 <w:sz w:val="18"/>
               </w:rPr>
               <w:t>订单记录 → 报价单 → 保存图片</w:t>
@@ -7906,6 +9260,7 @@
             </w:pPr>
             <w:r>
               <w:rPr>
+                <w:b w:val="0"/>
                 <w:sz w:val="18"/>
               </w:rPr>
               <w:t>保存 PDF</w:t>
@@ -7923,6 +9278,7 @@
             </w:pPr>
             <w:r>
               <w:rPr>
+                <w:b w:val="0"/>
                 <w:sz w:val="18"/>
               </w:rPr>
               <w:t>报价单 → 打印 / 导出 PDF → 系统保存选项</w:t>
@@ -7945,6 +9301,7 @@
             </w:pPr>
             <w:r>
               <w:rPr>
+                <w:b w:val="0"/>
                 <w:sz w:val="18"/>
               </w:rPr>
               <w:t>把订单放进 Excel</w:t>
@@ -7962,6 +9319,7 @@
             </w:pPr>
             <w:r>
               <w:rPr>
+                <w:b w:val="0"/>
                 <w:sz w:val="18"/>
               </w:rPr>
               <w:t>备份与导出 → 导出订单 CSV</w:t>
@@ -7984,6 +9342,7 @@
             </w:pPr>
             <w:r>
               <w:rPr>
+                <w:b w:val="0"/>
                 <w:sz w:val="18"/>
               </w:rPr>
               <w:t>保存全部数据</w:t>
@@ -8001,6 +9360,7 @@
             </w:pPr>
             <w:r>
               <w:rPr>
+                <w:b w:val="0"/>
                 <w:sz w:val="18"/>
               </w:rPr>
               <w:t>备份与导出 → 导出备份文件</w:t>
@@ -8023,6 +9383,7 @@
             </w:pPr>
             <w:r>
               <w:rPr>
+                <w:b w:val="0"/>
                 <w:sz w:val="18"/>
               </w:rPr>
               <w:t>恢复或迁移数据</w:t>
@@ -8040,6 +9401,7 @@
             </w:pPr>
             <w:r>
               <w:rPr>
+                <w:b w:val="0"/>
                 <w:sz w:val="18"/>
               </w:rPr>
               <w:t>备份与导出 → 选择备份文件 → 确认恢复</w:t>
@@ -8062,6 +9424,7 @@
             </w:pPr>
             <w:r>
               <w:rPr>
+                <w:b w:val="0"/>
                 <w:sz w:val="18"/>
               </w:rPr>
               <w:t>删除不需要的订单</w:t>
@@ -8079,6 +9442,7 @@
             </w:pPr>
             <w:r>
               <w:rPr>
+                <w:b w:val="0"/>
                 <w:sz w:val="18"/>
               </w:rPr>
               <w:t>订单记录 → 详情 → 删除订单 → 确认</w:t>
@@ -8094,6 +9458,9 @@
     </w:p>
     <w:p>
       <w:r>
+        <w:rPr>
+          <w:b w:val="0"/>
+        </w:rPr>
         <w:t>使用时记住三件事：</w:t>
       </w:r>
       <w:r>
